--- a/rbg-template.docx
+++ b/rbg-template.docx
@@ -69,30 +69,14 @@
           <w:color w:val="FF0000"/>
           <w:lang w:val="pt-BR"/>
         </w:rPr>
-        <w:t xml:space="preserve"> Nota </w:t>
-      </w:r>
-      <w:proofErr w:type="gramStart"/>
+        <w:t xml:space="preserve"> Nota técnica,</w:t>
+      </w:r>
       <w:r>
         <w:rPr>
           <w:color w:val="FF0000"/>
           <w:lang w:val="pt-BR"/>
         </w:rPr>
-        <w:t>técnica,</w:t>
-      </w:r>
-      <w:r>
-        <w:rPr>
-          <w:color w:val="FF0000"/>
-          <w:lang w:val="pt-BR"/>
-        </w:rPr>
-        <w:t xml:space="preserve"> etc.</w:t>
-      </w:r>
-      <w:proofErr w:type="gramEnd"/>
-      <w:r>
-        <w:rPr>
-          <w:color w:val="FF0000"/>
-          <w:lang w:val="pt-BR"/>
-        </w:rPr>
-        <w:t>)</w:t>
+        <w:t xml:space="preserve"> etc.)</w:t>
       </w:r>
     </w:p>
     <w:p>
@@ -101,30 +85,15 @@
         <w:spacing w:line="240" w:lineRule="atLeast"/>
         <w:jc w:val="center"/>
       </w:pPr>
-      <w:proofErr w:type="spellStart"/>
       <w:r>
         <w:t>T</w:t>
       </w:r>
       <w:r>
         <w:t>ítulo</w:t>
       </w:r>
-      <w:proofErr w:type="spellEnd"/>
-      <w:r>
-        <w:t xml:space="preserve"> </w:t>
-      </w:r>
-      <w:proofErr w:type="spellStart"/>
-      <w:r>
-        <w:t>em</w:t>
-      </w:r>
-      <w:proofErr w:type="spellEnd"/>
-      <w:r>
-        <w:t xml:space="preserve"> </w:t>
-      </w:r>
-      <w:proofErr w:type="spellStart"/>
-      <w:r>
-        <w:t>português</w:t>
-      </w:r>
-      <w:proofErr w:type="spellEnd"/>
+      <w:r>
+        <w:t xml:space="preserve"> em português</w:t>
+      </w:r>
     </w:p>
     <w:p>
       <w:pPr>
@@ -300,29 +269,14 @@
           <w:lang w:val="pt-BR"/>
         </w:rPr>
         <w:tab/>
-        <w:t xml:space="preserve">ORCID: </w:t>
-      </w:r>
-      <w:proofErr w:type="gramStart"/>
-      <w:r>
-        <w:rPr>
-          <w:lang w:val="pt-BR"/>
-        </w:rPr>
-        <w:t xml:space="preserve">https://orcid.org/0000-0000-0000-0000 </w:t>
+        <w:t xml:space="preserve">ORCID: https://orcid.org/0000-0000-0000-0000 </w:t>
       </w:r>
       <w:r>
         <w:rPr>
           <w:color w:val="FF0000"/>
           <w:lang w:val="pt-BR"/>
         </w:rPr>
-        <w:t>Preencher</w:t>
-      </w:r>
-      <w:proofErr w:type="gramEnd"/>
-      <w:r>
-        <w:rPr>
-          <w:color w:val="FF0000"/>
-          <w:lang w:val="pt-BR"/>
-        </w:rPr>
-        <w:t xml:space="preserve"> após aceite</w:t>
+        <w:t>Preencher após aceite</w:t>
       </w:r>
     </w:p>
     <w:p>
@@ -374,29 +328,14 @@
         <w:rPr>
           <w:lang w:val="pt-BR"/>
         </w:rPr>
-        <w:t xml:space="preserve">ORCID: </w:t>
-      </w:r>
-      <w:proofErr w:type="gramStart"/>
-      <w:r>
-        <w:rPr>
-          <w:lang w:val="pt-BR"/>
-        </w:rPr>
-        <w:t xml:space="preserve">https://orcid.org/0000-0000-0000-0000 </w:t>
+        <w:t xml:space="preserve">ORCID: https://orcid.org/0000-0000-0000-0000 </w:t>
       </w:r>
       <w:r>
         <w:rPr>
           <w:color w:val="FF0000"/>
           <w:lang w:val="pt-BR"/>
         </w:rPr>
-        <w:t>Preencher</w:t>
-      </w:r>
-      <w:proofErr w:type="gramEnd"/>
-      <w:r>
-        <w:rPr>
-          <w:color w:val="FF0000"/>
-          <w:lang w:val="pt-BR"/>
-        </w:rPr>
-        <w:t xml:space="preserve"> após aceite</w:t>
+        <w:t>Preencher após aceite</w:t>
       </w:r>
     </w:p>
     <w:p>
@@ -605,20 +544,17 @@
         </w:rPr>
         <w:t xml:space="preserve">Como usar este </w:t>
       </w:r>
-      <w:proofErr w:type="spellStart"/>
       <w:r>
         <w:rPr>
           <w:lang w:val="pt-BR" w:eastAsia="zh-CN"/>
         </w:rPr>
         <w:t>Template</w:t>
       </w:r>
-      <w:proofErr w:type="spellEnd"/>
     </w:p>
     <w:p>
       <w:pPr>
         <w:pStyle w:val="MDPI31text"/>
         <w:rPr>
-          <w:u w:val="single"/>
           <w:lang w:val="pt-BR" w:eastAsia="zh-CN"/>
         </w:rPr>
       </w:pPr>
@@ -626,87 +562,102 @@
         <w:rPr>
           <w:lang w:val="pt-BR" w:eastAsia="zh-CN"/>
         </w:rPr>
-        <w:t xml:space="preserve">O </w:t>
-      </w:r>
-      <w:proofErr w:type="spellStart"/>
+        <w:t>O template detalha as seções que podem ser usadas em um artigo. Note que cada seção tem um estilo correspondente, que pode ser encon</w:t>
+      </w:r>
       <w:r>
         <w:rPr>
           <w:lang w:val="pt-BR" w:eastAsia="zh-CN"/>
         </w:rPr>
-        <w:t>template</w:t>
-      </w:r>
-      <w:proofErr w:type="spellEnd"/>
+        <w:t>trado no menu 'Estilo</w:t>
+      </w:r>
       <w:r>
         <w:rPr>
           <w:lang w:val="pt-BR" w:eastAsia="zh-CN"/>
         </w:rPr>
-        <w:t xml:space="preserve"> detalha as seções que podem ser usadas em um artigo. Note que cada seção tem um estilo correspondente, que pode ser encon</w:t>
+        <w:t>' do Word. As seções que não são obrigatórias são listadas como tal. Os títulos das seções dadas são para Artigos</w:t>
       </w:r>
       <w:r>
         <w:rPr>
           <w:lang w:val="pt-BR" w:eastAsia="zh-CN"/>
         </w:rPr>
-        <w:t>trado no menu 'Estilo</w:t>
+        <w:t xml:space="preserve"> de Pesquisa</w:t>
       </w:r>
       <w:r>
         <w:rPr>
           <w:lang w:val="pt-BR" w:eastAsia="zh-CN"/>
         </w:rPr>
-        <w:t>' do Word. As seções que não são obrigatórias são listadas como tal. Os títulos das seções dadas são para Artigos</w:t>
+        <w:t xml:space="preserve">. </w:t>
       </w:r>
       <w:r>
         <w:rPr>
           <w:lang w:val="pt-BR" w:eastAsia="zh-CN"/>
         </w:rPr>
-        <w:t xml:space="preserve"> de Pesquisa</w:t>
+        <w:t xml:space="preserve">O texto do artigo não deverá exceder 8000 palavras. </w:t>
       </w:r>
       <w:r>
         <w:rPr>
           <w:lang w:val="pt-BR" w:eastAsia="zh-CN"/>
         </w:rPr>
-        <w:t xml:space="preserve">. </w:t>
+        <w:t xml:space="preserve">Os artigos de revisão e outros tipos de </w:t>
       </w:r>
       <w:r>
         <w:rPr>
           <w:lang w:val="pt-BR" w:eastAsia="zh-CN"/>
         </w:rPr>
-        <w:t xml:space="preserve">O texto do artigo não deverá exceder 8000 palavras. </w:t>
+        <w:t>manus</w:t>
       </w:r>
       <w:r>
         <w:rPr>
           <w:lang w:val="pt-BR" w:eastAsia="zh-CN"/>
         </w:rPr>
-        <w:t xml:space="preserve">Os artigos de revisão e outros tipos de </w:t>
+        <w:t>critos</w:t>
       </w:r>
       <w:r>
         <w:rPr>
           <w:lang w:val="pt-BR" w:eastAsia="zh-CN"/>
         </w:rPr>
-        <w:t>manus</w:t>
+        <w:t xml:space="preserve"> t</w:t>
       </w:r>
       <w:r>
         <w:rPr>
           <w:lang w:val="pt-BR" w:eastAsia="zh-CN"/>
         </w:rPr>
-        <w:t>critos</w:t>
+        <w:t>e</w:t>
       </w:r>
       <w:r>
         <w:rPr>
           <w:lang w:val="pt-BR" w:eastAsia="zh-CN"/>
         </w:rPr>
-        <w:t xml:space="preserve"> t</w:t>
-      </w:r>
-      <w:r>
+        <w:t>m uma estrutura mais flexível.</w:t>
+      </w:r>
+    </w:p>
+    <w:p>
+      <w:pPr>
+        <w:pStyle w:val="MDPI31text"/>
         <w:rPr>
           <w:lang w:val="pt-BR" w:eastAsia="zh-CN"/>
         </w:rPr>
-        <w:t>e</w:t>
-      </w:r>
+      </w:pPr>
       <w:r>
         <w:rPr>
           <w:lang w:val="pt-BR" w:eastAsia="zh-CN"/>
         </w:rPr>
-        <w:t>m uma estrutura mais flexível.</w:t>
+        <w:t>A Nota Técnica constitui uma modalidade de manuscrito voltada à apresentação objetiva de procedimentos, métodos, ferramentas, protocolos ou aplicações técnicas relevantes à geomorfologia. Esse tipo de contribuição prioriza a descrição clara e reprodutível da abordagem proposta, com foco na sua aplicação prática.</w:t>
+      </w:r>
+    </w:p>
+    <w:p>
+      <w:pPr>
+        <w:pStyle w:val="MDPI31text"/>
+        <w:rPr>
+          <w:lang w:val="pt-BR" w:eastAsia="zh-CN"/>
+        </w:rPr>
+      </w:pPr>
+      <w:r>
+        <w:rPr>
+          <w:lang w:val="pt-BR" w:eastAsia="zh-CN"/>
+        </w:rPr>
+        <w:lastRenderedPageBreak/>
+        <w:t>Diferentemente do Artigo de Pesquisa, a Nota Técnica não exige o desenvolvimento de hipóteses científicas, nem discussão extensa baseada na literatura. A estrutura do manuscrito deve ser sintética, incluindo: (i) introdução breve, com contextualização do problema técnico e definição do objetivo; (ii) descrição dos procedimentos metodológicos ou da abordagem adotada; (iii) apresentação da aplicação ou dos resultados técnicos obtidos; e (iv) considerações finais voltadas às possibilidades de uso da proposta. Recomenda-se que o texto mantenha foco direto na contribuição técnica, com redução de revisões bibliográficas extensas e de discussões teóricas amplas. O conteúdo deve assegurar clareza na descrição dos procedimentos, de modo a permitir sua compreensão e reprodução por outros pesquisadores.</w:t>
       </w:r>
     </w:p>
     <w:p>
@@ -774,7 +725,6 @@
         <w:rPr>
           <w:lang w:val="pt-BR"/>
         </w:rPr>
-        <w:lastRenderedPageBreak/>
         <w:t xml:space="preserve">A introdução deve colocar brevemente o estudo em um contexto amplo e destacar por que ele é importante. Ela deve definir o objetivo do trabalho e seu significado. O estado atual do campo de pesquisa deve ser revisto cuidadosamente e </w:t>
       </w:r>
       <w:r>
@@ -1050,23 +1000,7 @@
           <w:color w:val="auto"/>
           <w:lang w:val="pt-BR"/>
         </w:rPr>
-        <w:t xml:space="preserve">, agora se ela é específica </w:t>
-      </w:r>
-      <w:proofErr w:type="gramStart"/>
-      <w:r>
-        <w:rPr>
-          <w:color w:val="auto"/>
-          <w:lang w:val="pt-BR"/>
-        </w:rPr>
-        <w:t>pra</w:t>
-      </w:r>
-      <w:proofErr w:type="gramEnd"/>
-      <w:r>
-        <w:rPr>
-          <w:color w:val="auto"/>
-          <w:lang w:val="pt-BR"/>
-        </w:rPr>
-        <w:t xml:space="preserve"> uma área de estudo e p</w:t>
+        <w:t>, agora se ela é específica pra uma área de estudo e p</w:t>
       </w:r>
       <w:r>
         <w:rPr>
@@ -1296,14 +1230,12 @@
         </w:rPr>
         <w:t xml:space="preserve">3.1.1. </w:t>
       </w:r>
-      <w:proofErr w:type="spellStart"/>
       <w:r>
         <w:rPr>
           <w:lang w:val="pt-BR"/>
         </w:rPr>
         <w:t>Subsubseçção</w:t>
       </w:r>
-      <w:proofErr w:type="spellEnd"/>
     </w:p>
     <w:p>
       <w:pPr>
@@ -1358,6 +1290,7 @@
         <w:rPr>
           <w:lang w:val="pt-BR"/>
         </w:rPr>
+        <w:lastRenderedPageBreak/>
         <w:t>Terceiro item</w:t>
       </w:r>
     </w:p>
@@ -1527,7 +1460,6 @@
           <w:noProof/>
           <w:lang w:val="pt-BR"/>
         </w:rPr>
-        <w:lastRenderedPageBreak/>
         <w:drawing>
           <wp:inline distT="0" distB="0" distL="0" distR="0" wp14:anchorId="4A8EEB1E" wp14:editId="339ACE92">
             <wp:extent cx="4969030" cy="1541584"/>
@@ -1681,23 +1613,7 @@
           <w:color w:val="auto"/>
           <w:lang w:val="pt-BR"/>
         </w:rPr>
-        <w:t xml:space="preserve">ter uma resolução de 300 </w:t>
-      </w:r>
-      <w:proofErr w:type="spellStart"/>
-      <w:r>
-        <w:rPr>
-          <w:color w:val="auto"/>
-          <w:lang w:val="pt-BR"/>
-        </w:rPr>
-        <w:t>dpi</w:t>
-      </w:r>
-      <w:proofErr w:type="spellEnd"/>
-      <w:r>
-        <w:rPr>
-          <w:color w:val="auto"/>
-          <w:lang w:val="pt-BR"/>
-        </w:rPr>
-        <w:t xml:space="preserve"> </w:t>
+        <w:t xml:space="preserve">ter uma resolução de 300 dpi </w:t>
       </w:r>
       <w:r>
         <w:rPr>
@@ -1767,23 +1683,7 @@
           <w:color w:val="auto"/>
           <w:lang w:val="pt-BR"/>
         </w:rPr>
-        <w:t xml:space="preserve">Por favor, use apenas uma família de fontes em suas figuras (por exemplo, Palatino </w:t>
-      </w:r>
-      <w:proofErr w:type="spellStart"/>
-      <w:r>
-        <w:rPr>
-          <w:color w:val="auto"/>
-          <w:lang w:val="pt-BR"/>
-        </w:rPr>
-        <w:t>Linotype</w:t>
-      </w:r>
-      <w:proofErr w:type="spellEnd"/>
-      <w:r>
-        <w:rPr>
-          <w:color w:val="auto"/>
-          <w:lang w:val="pt-BR"/>
-        </w:rPr>
-        <w:t xml:space="preserve"> ou Times New Roman).</w:t>
+        <w:t>Por favor, use apenas uma família de fontes em suas figuras (por exemplo, Palatino Linotype ou Times New Roman).</w:t>
       </w:r>
     </w:p>
     <w:p>
@@ -1856,23 +1756,7 @@
           <w:color w:val="auto"/>
           <w:lang w:val="pt-BR"/>
         </w:rPr>
-        <w:t xml:space="preserve"> em </w:t>
-      </w:r>
-      <w:proofErr w:type="spellStart"/>
-      <w:r>
-        <w:rPr>
-          <w:color w:val="auto"/>
-          <w:lang w:val="pt-BR"/>
-        </w:rPr>
-        <w:t>ColorBrewer</w:t>
-      </w:r>
-      <w:proofErr w:type="spellEnd"/>
-      <w:r>
-        <w:rPr>
-          <w:color w:val="auto"/>
-          <w:lang w:val="pt-BR"/>
-        </w:rPr>
-        <w:t xml:space="preserve"> 2.0 (</w:t>
+        <w:t xml:space="preserve"> em ColorBrewer 2.0 (</w:t>
       </w:r>
       <w:hyperlink r:id="rId9" w:history="1">
         <w:r>
@@ -1898,23 +1782,13 @@
         </w:rPr>
         <w:t xml:space="preserve"> usando o modo </w:t>
       </w:r>
-      <w:proofErr w:type="spellStart"/>
       <w:r>
         <w:rPr>
           <w:i/>
           <w:color w:val="auto"/>
           <w:lang w:val="pt-BR"/>
         </w:rPr>
-        <w:t>colorblind</w:t>
-      </w:r>
-      <w:proofErr w:type="spellEnd"/>
-      <w:r>
-        <w:rPr>
-          <w:i/>
-          <w:color w:val="auto"/>
-          <w:lang w:val="pt-BR"/>
-        </w:rPr>
-        <w:t xml:space="preserve"> safe</w:t>
+        <w:t>colorblind safe</w:t>
       </w:r>
       <w:r>
         <w:rPr>
@@ -2044,7 +1918,6 @@
             <w:tcBorders>
               <w:bottom w:val="single" w:sz="4" w:space="0" w:color="auto"/>
             </w:tcBorders>
-            <w:shd w:val="clear" w:color="auto" w:fill="auto"/>
             <w:vAlign w:val="center"/>
           </w:tcPr>
           <w:p>
@@ -2078,7 +1951,6 @@
             <w:tcBorders>
               <w:bottom w:val="single" w:sz="4" w:space="0" w:color="auto"/>
             </w:tcBorders>
-            <w:shd w:val="clear" w:color="auto" w:fill="auto"/>
             <w:vAlign w:val="center"/>
           </w:tcPr>
           <w:p>
@@ -2112,7 +1984,6 @@
             <w:tcBorders>
               <w:bottom w:val="single" w:sz="4" w:space="0" w:color="auto"/>
             </w:tcBorders>
-            <w:shd w:val="clear" w:color="auto" w:fill="auto"/>
             <w:vAlign w:val="center"/>
           </w:tcPr>
           <w:p>
@@ -2148,7 +2019,6 @@
         <w:tc>
           <w:tcPr>
             <w:tcW w:w="1599" w:type="dxa"/>
-            <w:shd w:val="clear" w:color="auto" w:fill="auto"/>
             <w:vAlign w:val="center"/>
           </w:tcPr>
           <w:p>
@@ -2176,7 +2046,6 @@
         <w:tc>
           <w:tcPr>
             <w:tcW w:w="1599" w:type="dxa"/>
-            <w:shd w:val="clear" w:color="auto" w:fill="auto"/>
             <w:vAlign w:val="center"/>
           </w:tcPr>
           <w:p>
@@ -2204,7 +2073,6 @@
         <w:tc>
           <w:tcPr>
             <w:tcW w:w="1599" w:type="dxa"/>
-            <w:shd w:val="clear" w:color="auto" w:fill="auto"/>
             <w:vAlign w:val="center"/>
           </w:tcPr>
           <w:p>
@@ -2231,7 +2099,6 @@
         <w:tc>
           <w:tcPr>
             <w:tcW w:w="1599" w:type="dxa"/>
-            <w:shd w:val="clear" w:color="auto" w:fill="auto"/>
             <w:vAlign w:val="center"/>
           </w:tcPr>
           <w:p>
@@ -2259,7 +2126,6 @@
         <w:tc>
           <w:tcPr>
             <w:tcW w:w="1599" w:type="dxa"/>
-            <w:shd w:val="clear" w:color="auto" w:fill="auto"/>
             <w:vAlign w:val="center"/>
           </w:tcPr>
           <w:p>
@@ -2281,7 +2147,6 @@
         <w:tc>
           <w:tcPr>
             <w:tcW w:w="1599" w:type="dxa"/>
-            <w:shd w:val="clear" w:color="auto" w:fill="auto"/>
             <w:vAlign w:val="center"/>
           </w:tcPr>
           <w:p>
@@ -2394,7 +2259,15 @@
           <w:color w:val="auto"/>
           <w:lang w:val="pt-BR"/>
         </w:rPr>
-        <w:t xml:space="preserve"> devem ser projetados com cuidado e atenção ao formato de página, layout, representação de dados, simbolização, classificação de dados, espessuras de linha, uso de cores e tipografia. As relações visuais devem ser projetadas para otimizar a legibilidade, atingir a hierarquia visual apropriada, estabelecer relações claras entre figura e fundo e, quando for necessário, representar o contraste visual. Quando apropriado, os mapas devem seguir esquemas convencionais de simbolização para auxiliar a interpretação (por exemplo, símbolos geológicos). Para auxiliar os autores na preparação de seus mapas, produzimos um guia de erros comuns.</w:t>
+        <w:t xml:space="preserve"> devem ser projetados com cuidado e atenção ao formato de página, layout, representação de dados, simbolização, classificação de dados, espessuras de linha, uso de cores e tipografia. As relações visuais devem ser projetadas para otimizar a legibilidade, atingir a hierarquia visual apropriada, estabelecer relações claras entre figura e fundo e, quando for necessário, representar o contraste </w:t>
+      </w:r>
+      <w:r>
+        <w:rPr>
+          <w:color w:val="auto"/>
+          <w:lang w:val="pt-BR"/>
+        </w:rPr>
+        <w:lastRenderedPageBreak/>
+        <w:t>visual. Quando apropriado, os mapas devem seguir esquemas convencionais de simbolização para auxiliar a interpretação (por exemplo, símbolos geológicos). Para auxiliar os autores na preparação de seus mapas, produzimos um guia de erros comuns.</w:t>
       </w:r>
     </w:p>
     <w:p>
@@ -2410,23 +2283,7 @@
           <w:color w:val="auto"/>
           <w:lang w:val="pt-BR"/>
         </w:rPr>
-        <w:t xml:space="preserve">Se aplicável, mapas de fornecedores de mapas como Google Maps, Google Earth ou </w:t>
-      </w:r>
-      <w:proofErr w:type="spellStart"/>
-      <w:r>
-        <w:rPr>
-          <w:color w:val="auto"/>
-          <w:lang w:val="pt-BR"/>
-        </w:rPr>
-        <w:t>OpenStreetMap</w:t>
-      </w:r>
-      <w:proofErr w:type="spellEnd"/>
-      <w:r>
-        <w:rPr>
-          <w:color w:val="auto"/>
-          <w:lang w:val="pt-BR"/>
-        </w:rPr>
-        <w:t xml:space="preserve"> utilizados nos artigos devem incluir as declarações de direitos autorais e de licença de distribuição exigidas do fornecedor do mapa. Os autores devem aderir às permissões individuais de redistribuição. Os direitos autorais e as licenças de distribuição de tais mapas devem ser visíveis nos próprios mapas.</w:t>
+        <w:t>Se aplicável, mapas de fornecedores de mapas como Google Maps, Google Earth ou OpenStreetMap utilizados nos artigos devem incluir as declarações de direitos autorais e de licença de distribuição exigidas do fornecedor do mapa. Os autores devem aderir às permissões individuais de redistribuição. Os direitos autorais e as licenças de distribuição de tais mapas devem ser visíveis nos próprios mapas.</w:t>
       </w:r>
       <w:r>
         <w:rPr>
@@ -2520,408 +2377,445 @@
           <w:color w:val="auto"/>
           <w:lang w:val="pt-BR"/>
         </w:rPr>
+        <w:t>Material criado pelos autores:</w:t>
+      </w:r>
+      <w:r>
+        <w:rPr>
+          <w:color w:val="auto"/>
+          <w:lang w:val="pt-BR"/>
+        </w:rPr>
+        <w:t xml:space="preserve"> sem declaração de direitos autorais e sem crédito. Exemplo: um modelo de elevação digital (MDE) puramente </w:t>
+      </w:r>
+      <w:r>
+        <w:rPr>
+          <w:color w:val="auto"/>
+          <w:lang w:val="pt-BR"/>
+        </w:rPr>
+        <w:t>processado</w:t>
+      </w:r>
+      <w:r>
+        <w:rPr>
+          <w:color w:val="auto"/>
+          <w:lang w:val="pt-BR"/>
+        </w:rPr>
+        <w:t xml:space="preserve"> pelos autores e derivado do uso de um </w:t>
+      </w:r>
+      <w:r>
+        <w:rPr>
+          <w:color w:val="auto"/>
+          <w:lang w:val="pt-BR"/>
+        </w:rPr>
+        <w:t>software</w:t>
+      </w:r>
+    </w:p>
+    <w:p>
+      <w:pPr>
+        <w:pStyle w:val="MDPI38bullet"/>
+        <w:rPr>
+          <w:color w:val="auto"/>
+          <w:lang w:val="pt-BR"/>
+        </w:rPr>
+      </w:pPr>
+      <w:r>
+        <w:rPr>
+          <w:b/>
+          <w:color w:val="auto"/>
+          <w:lang w:val="pt-BR"/>
+        </w:rPr>
+        <w:t>Reutilização de material de outros autores:</w:t>
+      </w:r>
+      <w:r>
+        <w:rPr>
+          <w:color w:val="auto"/>
+          <w:lang w:val="pt-BR"/>
+        </w:rPr>
+        <w:t xml:space="preserve"> não é necessária nenhuma declaração de direitos autorais, mas uma citação, como na maioria dos casos para figuras e parágrafos de texto (por exemplo (</w:t>
+      </w:r>
+      <w:r>
+        <w:rPr>
+          <w:color w:val="auto"/>
+          <w:lang w:val="pt-BR"/>
+        </w:rPr>
+        <w:t>IBGE</w:t>
+      </w:r>
+      <w:r>
+        <w:rPr>
+          <w:color w:val="auto"/>
+          <w:lang w:val="pt-BR"/>
+        </w:rPr>
+        <w:t>, 2016))</w:t>
+      </w:r>
+    </w:p>
+    <w:p>
+      <w:pPr>
+        <w:pStyle w:val="MDPI38bullet"/>
+        <w:rPr>
+          <w:color w:val="auto"/>
+          <w:lang w:val="pt-BR"/>
+        </w:rPr>
+      </w:pPr>
+      <w:r>
+        <w:rPr>
+          <w:b/>
+          <w:color w:val="auto"/>
+          <w:lang w:val="pt-BR"/>
+        </w:rPr>
+        <w:t>Reutilização de material de um fornecedor de mapas sem necessidade de uma declaração de direitos autorais:</w:t>
+      </w:r>
+      <w:r>
+        <w:rPr>
+          <w:color w:val="auto"/>
+          <w:lang w:val="pt-BR"/>
+        </w:rPr>
+        <w:t xml:space="preserve"> não é necessária nenhuma declaração de direitos autorais, mas um crédito (</w:t>
+      </w:r>
+      <w:r>
+        <w:rPr>
+          <w:color w:val="auto"/>
+          <w:lang w:val="pt-BR"/>
+        </w:rPr>
+        <w:t>por exemplo, ESRI ou ESRI 2020)</w:t>
+      </w:r>
+    </w:p>
+    <w:p>
+      <w:pPr>
+        <w:pStyle w:val="MDPI38bullet"/>
+        <w:rPr>
+          <w:color w:val="auto"/>
+          <w:lang w:val="pt-BR"/>
+        </w:rPr>
+      </w:pPr>
+      <w:r>
+        <w:rPr>
+          <w:b/>
+          <w:color w:val="auto"/>
+          <w:lang w:val="pt-BR"/>
+        </w:rPr>
+        <w:t>Reutilização de material de um fornecedor de mapas com necessidade de uma declaração de direitos autorais:</w:t>
+      </w:r>
+      <w:r>
+        <w:rPr>
+          <w:color w:val="auto"/>
+          <w:lang w:val="pt-BR"/>
+        </w:rPr>
+        <w:t xml:space="preserve"> declaração explícita de direitos autorais, sem crédito adicional </w:t>
+      </w:r>
+      <w:r>
+        <w:rPr>
+          <w:color w:val="auto"/>
+          <w:lang w:val="pt-BR"/>
+        </w:rPr>
+        <w:t>(por exemplo © Google Ma</w:t>
+      </w:r>
+      <w:r>
+        <w:rPr>
+          <w:color w:val="auto"/>
+          <w:lang w:val="pt-BR"/>
+        </w:rPr>
+        <w:t>ps 2019 ou © Google Earth 2019)</w:t>
+      </w:r>
+    </w:p>
+    <w:p>
+      <w:pPr>
+        <w:pStyle w:val="MDPI38bullet"/>
+        <w:rPr>
+          <w:color w:val="auto"/>
+          <w:lang w:val="pt-BR"/>
+        </w:rPr>
+      </w:pPr>
+      <w:r>
+        <w:rPr>
+          <w:b/>
+          <w:color w:val="auto"/>
+          <w:lang w:val="pt-BR"/>
+        </w:rPr>
+        <w:t>Reutilização de material de um fornecedor de mapas sob domínio público:</w:t>
+      </w:r>
+      <w:r>
+        <w:rPr>
+          <w:color w:val="auto"/>
+          <w:lang w:val="pt-BR"/>
+        </w:rPr>
+        <w:t xml:space="preserve"> nenhum direito autoral (uma vez que os direitos autorais são dispensados) e crédito desejável </w:t>
+      </w:r>
+      <w:r>
+        <w:rPr>
+          <w:color w:val="auto"/>
+          <w:lang w:val="pt-BR"/>
+        </w:rPr>
+        <w:t xml:space="preserve">(por exemplo, </w:t>
+      </w:r>
+      <w:r>
+        <w:rPr>
+          <w:color w:val="auto"/>
+          <w:lang w:val="pt-BR"/>
+        </w:rPr>
+        <w:t>IBGE,</w:t>
+      </w:r>
+      <w:r>
+        <w:rPr>
+          <w:color w:val="auto"/>
+          <w:lang w:val="pt-BR"/>
+        </w:rPr>
+        <w:t xml:space="preserve"> 2020)</w:t>
+      </w:r>
+    </w:p>
+    <w:p>
+      <w:pPr>
+        <w:pStyle w:val="MDPI23heading3"/>
+        <w:rPr>
+          <w:color w:val="auto"/>
+          <w:lang w:val="pt-BR"/>
+        </w:rPr>
+      </w:pPr>
+      <w:r>
+        <w:rPr>
+          <w:color w:val="auto"/>
+          <w:lang w:val="pt-BR"/>
+        </w:rPr>
+        <w:t>3.3.1. Normas gerais</w:t>
+      </w:r>
+    </w:p>
+    <w:p>
+      <w:pPr>
+        <w:pStyle w:val="MDPI35textbeforelist"/>
+        <w:rPr>
+          <w:color w:val="auto"/>
+          <w:lang w:val="pt-BR"/>
+        </w:rPr>
+      </w:pPr>
+      <w:r>
+        <w:rPr>
+          <w:color w:val="auto"/>
+          <w:lang w:val="pt-BR"/>
+        </w:rPr>
+        <w:t>A seguir são destacadas algumas normas gerais em relação aos mapas:</w:t>
+      </w:r>
+    </w:p>
+    <w:p>
+      <w:pPr>
+        <w:pStyle w:val="MDPI38bullet"/>
+        <w:rPr>
+          <w:color w:val="auto"/>
+          <w:lang w:val="pt-BR"/>
+        </w:rPr>
+      </w:pPr>
+      <w:r>
+        <w:rPr>
+          <w:color w:val="auto"/>
+          <w:lang w:val="pt-BR"/>
+        </w:rPr>
+        <w:t>Nomes dos autores e afiliações NÃO devem ser incluídos</w:t>
+      </w:r>
+    </w:p>
+    <w:p>
+      <w:pPr>
+        <w:pStyle w:val="MDPI38bullet"/>
+        <w:rPr>
+          <w:color w:val="auto"/>
+          <w:lang w:val="pt-BR"/>
+        </w:rPr>
+      </w:pPr>
+      <w:r>
+        <w:rPr>
+          <w:color w:val="auto"/>
+          <w:lang w:val="pt-BR"/>
+        </w:rPr>
+        <w:t xml:space="preserve">Uma declaração identificando a projeção e grade </w:t>
+      </w:r>
+      <w:r>
+        <w:rPr>
+          <w:color w:val="auto"/>
+          <w:lang w:val="pt-BR"/>
+        </w:rPr>
+        <w:t>normalmente deve ser incluída</w:t>
+      </w:r>
+    </w:p>
+    <w:p>
+      <w:pPr>
+        <w:pStyle w:val="MDPI38bullet"/>
+        <w:rPr>
+          <w:color w:val="auto"/>
+          <w:lang w:val="pt-BR"/>
+        </w:rPr>
+      </w:pPr>
+      <w:r>
+        <w:rPr>
+          <w:color w:val="auto"/>
+          <w:lang w:val="pt-BR"/>
+        </w:rPr>
+        <w:t>Os mapas devem ser enquadrados (use uma borda de página em branco de 1 pt) dentro de uma borda adequada e as informações de posição (latitude / longitude ou coordenadas de grade) visíveis</w:t>
+      </w:r>
+    </w:p>
+    <w:p>
+      <w:pPr>
+        <w:pStyle w:val="MDPI38bullet"/>
+        <w:rPr>
+          <w:color w:val="auto"/>
+          <w:lang w:val="pt-BR"/>
+        </w:rPr>
+      </w:pPr>
+      <w:r>
+        <w:rPr>
+          <w:color w:val="auto"/>
+          <w:lang w:val="pt-BR"/>
+        </w:rPr>
+        <w:t>O mapa final não deve ser confuso ou ambíguo em conteúdo. Os nomes e as notas descritivas devem ter um tamanho e estilo relevantes para o destaque e / ou a importância da característica representada</w:t>
+      </w:r>
+    </w:p>
+    <w:p>
+      <w:pPr>
+        <w:pStyle w:val="MDPI38bullet"/>
+        <w:rPr>
+          <w:color w:val="auto"/>
+          <w:lang w:val="pt-BR"/>
+        </w:rPr>
+      </w:pPr>
+      <w:r>
+        <w:rPr>
+          <w:color w:val="auto"/>
+          <w:lang w:val="pt-BR"/>
+        </w:rPr>
+        <w:t>A seleção e o posicionamento adequados do texto são de extrema importância e não só beneficiarão o usuário do mapa, mas também a aparência final do mapa. A rotulagem deficiente ou descuidada de feições pode causar complicações na leitura do mapa e anular a qualidade cartográfica do mapa</w:t>
+      </w:r>
+    </w:p>
+    <w:p>
+      <w:pPr>
+        <w:pStyle w:val="MDPI38bullet"/>
+        <w:rPr>
+          <w:color w:val="auto"/>
+          <w:lang w:val="pt-BR"/>
+        </w:rPr>
+      </w:pPr>
+      <w:r>
+        <w:rPr>
+          <w:color w:val="auto"/>
+          <w:lang w:val="pt-BR"/>
+        </w:rPr>
+        <w:t>Os mapas devem conter os seguintes elementos básicos: título, legenda, direção, escala gráfica, sistema de coordenadas (geográfica</w:t>
+      </w:r>
+      <w:r>
+        <w:rPr>
+          <w:color w:val="auto"/>
+          <w:lang w:val="pt-BR"/>
+        </w:rPr>
+        <w:t>s</w:t>
+      </w:r>
+      <w:r>
+        <w:rPr>
+          <w:color w:val="auto"/>
+          <w:lang w:val="pt-BR"/>
+        </w:rPr>
+        <w:t xml:space="preserve"> ou cartesianas)</w:t>
+      </w:r>
+    </w:p>
+    <w:p>
+      <w:pPr>
+        <w:pStyle w:val="MDPI38bullet"/>
+        <w:rPr>
+          <w:color w:val="auto"/>
+          <w:lang w:val="pt-BR"/>
+        </w:rPr>
+      </w:pPr>
+      <w:r>
+        <w:rPr>
+          <w:color w:val="auto"/>
+          <w:lang w:val="pt-BR"/>
+        </w:rPr>
+        <w:t>Todas as fontes de informação devem ser claramente identificadas</w:t>
+      </w:r>
+    </w:p>
+    <w:p>
+      <w:pPr>
+        <w:pStyle w:val="MDPI38bullet"/>
+        <w:rPr>
+          <w:color w:val="auto"/>
+          <w:lang w:val="pt-BR"/>
+        </w:rPr>
+      </w:pPr>
+      <w:r>
+        <w:rPr>
+          <w:color w:val="auto"/>
+          <w:lang w:val="pt-BR"/>
+        </w:rPr>
+        <w:t>A cor deve ser aplicada criteriosamente, para aumentar a legibilidade e melhorar a representação da variação nos dados. O uso convencional de cores na sim</w:t>
+      </w:r>
+      <w:r>
+        <w:rPr>
+          <w:color w:val="auto"/>
+          <w:lang w:val="pt-BR"/>
+        </w:rPr>
+        <w:t>bolização de mapas é encorajado</w:t>
+      </w:r>
+    </w:p>
+    <w:p>
+      <w:pPr>
+        <w:pStyle w:val="MDPI22heading2"/>
+        <w:rPr>
+          <w:color w:val="auto"/>
+          <w:lang w:val="pt-BR"/>
+        </w:rPr>
+      </w:pPr>
+      <w:r>
+        <w:rPr>
+          <w:color w:val="auto"/>
+          <w:lang w:val="pt-BR"/>
+        </w:rPr>
+        <w:t>3.4. Localização de amostras</w:t>
+      </w:r>
+    </w:p>
+    <w:p>
+      <w:pPr>
+        <w:pStyle w:val="MDPI31text"/>
+        <w:rPr>
+          <w:color w:val="auto"/>
+          <w:lang w:val="pt-BR"/>
+        </w:rPr>
+      </w:pPr>
+      <w:r>
+        <w:rPr>
+          <w:color w:val="auto"/>
+          <w:lang w:val="pt-BR"/>
+        </w:rPr>
+        <w:t>Os autores são responsáveis pelo fornecimento de registros adequados e detalhados sobre a proveniência ou localização de amostras ou pontos de campo estudados. Sempre que possível, as coordenadas geográficas para a localidade devem ser acrescentadas ao trabalho.</w:t>
+      </w:r>
+    </w:p>
+    <w:p>
+      <w:pPr>
+        <w:pStyle w:val="MDPI22heading2"/>
+        <w:rPr>
+          <w:color w:val="auto"/>
+          <w:lang w:val="pt-BR"/>
+        </w:rPr>
+      </w:pPr>
+      <w:r>
+        <w:rPr>
+          <w:color w:val="auto"/>
+          <w:lang w:val="pt-BR"/>
+        </w:rPr>
         <w:lastRenderedPageBreak/>
-        <w:t>Material criado pelos autores:</w:t>
-      </w:r>
-      <w:r>
-        <w:rPr>
-          <w:color w:val="auto"/>
-          <w:lang w:val="pt-BR"/>
-        </w:rPr>
-        <w:t xml:space="preserve"> sem declaração de direitos autorais e sem crédito. Exemplo: um modelo de elevação digital (MDE) puramente </w:t>
-      </w:r>
-      <w:r>
-        <w:rPr>
-          <w:color w:val="auto"/>
-          <w:lang w:val="pt-BR"/>
-        </w:rPr>
-        <w:t>processado</w:t>
-      </w:r>
-      <w:r>
-        <w:rPr>
-          <w:color w:val="auto"/>
-          <w:lang w:val="pt-BR"/>
-        </w:rPr>
-        <w:t xml:space="preserve"> pelos autores e derivado do uso de um </w:t>
-      </w:r>
-      <w:r>
-        <w:rPr>
-          <w:color w:val="auto"/>
-          <w:lang w:val="pt-BR"/>
-        </w:rPr>
-        <w:t>software</w:t>
-      </w:r>
-    </w:p>
-    <w:p>
-      <w:pPr>
-        <w:pStyle w:val="MDPI38bullet"/>
-        <w:rPr>
-          <w:color w:val="auto"/>
-          <w:lang w:val="pt-BR"/>
-        </w:rPr>
-      </w:pPr>
-      <w:r>
-        <w:rPr>
-          <w:b/>
-          <w:color w:val="auto"/>
-          <w:lang w:val="pt-BR"/>
-        </w:rPr>
-        <w:t>Reutilização de material de outros autores:</w:t>
-      </w:r>
-      <w:r>
-        <w:rPr>
-          <w:color w:val="auto"/>
-          <w:lang w:val="pt-BR"/>
-        </w:rPr>
-        <w:t xml:space="preserve"> não é necessária nenhuma declaração de direitos autorais, mas uma citação, como na maioria dos casos para figuras e parágrafos de texto (por exemplo (</w:t>
-      </w:r>
-      <w:r>
-        <w:rPr>
-          <w:color w:val="auto"/>
-          <w:lang w:val="pt-BR"/>
-        </w:rPr>
-        <w:t>IBGE</w:t>
-      </w:r>
-      <w:r>
-        <w:rPr>
-          <w:color w:val="auto"/>
-          <w:lang w:val="pt-BR"/>
-        </w:rPr>
-        <w:t>, 2016))</w:t>
-      </w:r>
-    </w:p>
-    <w:p>
-      <w:pPr>
-        <w:pStyle w:val="MDPI38bullet"/>
-        <w:rPr>
-          <w:color w:val="auto"/>
-          <w:lang w:val="pt-BR"/>
-        </w:rPr>
-      </w:pPr>
-      <w:r>
-        <w:rPr>
-          <w:b/>
-          <w:color w:val="auto"/>
-          <w:lang w:val="pt-BR"/>
-        </w:rPr>
-        <w:t>Reutilização de material de um fornecedor de mapas sem necessidade de uma declaração de direitos autorais:</w:t>
-      </w:r>
-      <w:r>
-        <w:rPr>
-          <w:color w:val="auto"/>
-          <w:lang w:val="pt-BR"/>
-        </w:rPr>
-        <w:t xml:space="preserve"> não é necessária nenhuma declaração de direitos autorais, mas um crédito (</w:t>
-      </w:r>
-      <w:r>
-        <w:rPr>
-          <w:color w:val="auto"/>
-          <w:lang w:val="pt-BR"/>
-        </w:rPr>
-        <w:t>por exemplo, ESRI ou ESRI 2020)</w:t>
-      </w:r>
-    </w:p>
-    <w:p>
-      <w:pPr>
-        <w:pStyle w:val="MDPI38bullet"/>
-        <w:rPr>
-          <w:color w:val="auto"/>
-          <w:lang w:val="pt-BR"/>
-        </w:rPr>
-      </w:pPr>
-      <w:r>
-        <w:rPr>
-          <w:b/>
-          <w:color w:val="auto"/>
-          <w:lang w:val="pt-BR"/>
-        </w:rPr>
-        <w:t>Reutilização de material de um fornecedor de mapas com necessidade de uma declaração de direitos autorais:</w:t>
-      </w:r>
-      <w:r>
-        <w:rPr>
-          <w:color w:val="auto"/>
-          <w:lang w:val="pt-BR"/>
-        </w:rPr>
-        <w:t xml:space="preserve"> declaração explícita de direitos autorais, sem crédito adicional </w:t>
-      </w:r>
-      <w:r>
-        <w:rPr>
-          <w:color w:val="auto"/>
-          <w:lang w:val="pt-BR"/>
-        </w:rPr>
-        <w:t>(por exemplo © Google Ma</w:t>
-      </w:r>
-      <w:r>
-        <w:rPr>
-          <w:color w:val="auto"/>
-          <w:lang w:val="pt-BR"/>
-        </w:rPr>
-        <w:t>ps 2019 ou © Google Earth 2019)</w:t>
-      </w:r>
-    </w:p>
-    <w:p>
-      <w:pPr>
-        <w:pStyle w:val="MDPI38bullet"/>
-        <w:rPr>
-          <w:color w:val="auto"/>
-          <w:lang w:val="pt-BR"/>
-        </w:rPr>
-      </w:pPr>
-      <w:r>
-        <w:rPr>
-          <w:b/>
-          <w:color w:val="auto"/>
-          <w:lang w:val="pt-BR"/>
-        </w:rPr>
-        <w:t>Reutilização de material de um fornecedor de mapas sob domínio público:</w:t>
-      </w:r>
-      <w:r>
-        <w:rPr>
-          <w:color w:val="auto"/>
-          <w:lang w:val="pt-BR"/>
-        </w:rPr>
-        <w:t xml:space="preserve"> nenhum direito autoral (uma vez que os direitos autorais são dispensados) e crédito desejável </w:t>
-      </w:r>
-      <w:r>
-        <w:rPr>
-          <w:color w:val="auto"/>
-          <w:lang w:val="pt-BR"/>
-        </w:rPr>
-        <w:t xml:space="preserve">(por exemplo, </w:t>
-      </w:r>
-      <w:r>
-        <w:rPr>
-          <w:color w:val="auto"/>
-          <w:lang w:val="pt-BR"/>
-        </w:rPr>
-        <w:t>IBGE,</w:t>
-      </w:r>
-      <w:r>
-        <w:rPr>
-          <w:color w:val="auto"/>
-          <w:lang w:val="pt-BR"/>
-        </w:rPr>
-        <w:t xml:space="preserve"> 2020)</w:t>
-      </w:r>
-    </w:p>
-    <w:p>
-      <w:pPr>
-        <w:pStyle w:val="MDPI23heading3"/>
-        <w:rPr>
-          <w:color w:val="auto"/>
-          <w:lang w:val="pt-BR"/>
-        </w:rPr>
-      </w:pPr>
-      <w:r>
-        <w:rPr>
-          <w:color w:val="auto"/>
-          <w:lang w:val="pt-BR"/>
-        </w:rPr>
-        <w:t>3.3.1. Normas gerais</w:t>
-      </w:r>
-    </w:p>
-    <w:p>
-      <w:pPr>
-        <w:pStyle w:val="MDPI35textbeforelist"/>
-        <w:rPr>
-          <w:color w:val="auto"/>
-          <w:lang w:val="pt-BR"/>
-        </w:rPr>
-      </w:pPr>
-      <w:r>
-        <w:rPr>
-          <w:color w:val="auto"/>
-          <w:lang w:val="pt-BR"/>
-        </w:rPr>
-        <w:t>A seguir são destacadas algumas normas gerais em relação aos mapas:</w:t>
-      </w:r>
-    </w:p>
-    <w:p>
-      <w:pPr>
-        <w:pStyle w:val="MDPI38bullet"/>
-        <w:rPr>
-          <w:color w:val="auto"/>
-          <w:lang w:val="pt-BR"/>
-        </w:rPr>
-      </w:pPr>
-      <w:r>
-        <w:rPr>
-          <w:color w:val="auto"/>
-          <w:lang w:val="pt-BR"/>
-        </w:rPr>
-        <w:t>Nomes dos autores e afiliações NÃO devem ser incluídos</w:t>
-      </w:r>
-    </w:p>
-    <w:p>
-      <w:pPr>
-        <w:pStyle w:val="MDPI38bullet"/>
-        <w:rPr>
-          <w:color w:val="auto"/>
-          <w:lang w:val="pt-BR"/>
-        </w:rPr>
-      </w:pPr>
-      <w:r>
-        <w:rPr>
-          <w:color w:val="auto"/>
-          <w:lang w:val="pt-BR"/>
-        </w:rPr>
-        <w:t xml:space="preserve">Uma declaração identificando a projeção e grade </w:t>
-      </w:r>
-      <w:r>
-        <w:rPr>
-          <w:color w:val="auto"/>
-          <w:lang w:val="pt-BR"/>
-        </w:rPr>
-        <w:t>normalmente deve ser incluída</w:t>
-      </w:r>
-    </w:p>
-    <w:p>
-      <w:pPr>
-        <w:pStyle w:val="MDPI38bullet"/>
-        <w:rPr>
-          <w:color w:val="auto"/>
-          <w:lang w:val="pt-BR"/>
-        </w:rPr>
-      </w:pPr>
-      <w:r>
-        <w:rPr>
-          <w:color w:val="auto"/>
-          <w:lang w:val="pt-BR"/>
-        </w:rPr>
-        <w:t xml:space="preserve">Os mapas devem ser enquadrados (use uma borda de página em branco de 1 </w:t>
-      </w:r>
-      <w:proofErr w:type="spellStart"/>
-      <w:r>
-        <w:rPr>
-          <w:color w:val="auto"/>
-          <w:lang w:val="pt-BR"/>
-        </w:rPr>
-        <w:t>pt</w:t>
-      </w:r>
-      <w:proofErr w:type="spellEnd"/>
-      <w:r>
-        <w:rPr>
-          <w:color w:val="auto"/>
-          <w:lang w:val="pt-BR"/>
-        </w:rPr>
-        <w:t>) dentro de uma borda adequada e as informações de posição (latitude / longitude ou coordenadas de grade) visíveis</w:t>
-      </w:r>
-    </w:p>
-    <w:p>
-      <w:pPr>
-        <w:pStyle w:val="MDPI38bullet"/>
-        <w:rPr>
-          <w:color w:val="auto"/>
-          <w:lang w:val="pt-BR"/>
-        </w:rPr>
-      </w:pPr>
-      <w:r>
-        <w:rPr>
-          <w:color w:val="auto"/>
-          <w:lang w:val="pt-BR"/>
-        </w:rPr>
-        <w:t>O mapa final não deve ser confuso ou ambíguo em conteúdo. Os nomes e as notas descritivas devem ter um tamanho e estilo relevantes para o destaque e / ou a importância da característica representada</w:t>
-      </w:r>
-    </w:p>
-    <w:p>
-      <w:pPr>
-        <w:pStyle w:val="MDPI38bullet"/>
-        <w:rPr>
-          <w:color w:val="auto"/>
-          <w:lang w:val="pt-BR"/>
-        </w:rPr>
-      </w:pPr>
-      <w:r>
-        <w:rPr>
-          <w:color w:val="auto"/>
-          <w:lang w:val="pt-BR"/>
-        </w:rPr>
-        <w:t>A seleção e o posicionamento adequados do texto são de extrema importância e não só beneficiarão o usuário do mapa, mas também a aparência final do mapa. A rotulagem deficiente ou descuidada de feições pode causar complicações na leitura do mapa e anular a qualidade cartográfica do mapa</w:t>
-      </w:r>
-    </w:p>
-    <w:p>
-      <w:pPr>
-        <w:pStyle w:val="MDPI38bullet"/>
-        <w:rPr>
-          <w:color w:val="auto"/>
-          <w:lang w:val="pt-BR"/>
-        </w:rPr>
-      </w:pPr>
-      <w:r>
-        <w:rPr>
-          <w:color w:val="auto"/>
-          <w:lang w:val="pt-BR"/>
-        </w:rPr>
-        <w:t>Os mapas devem conter os seguintes elementos básicos: título, legenda, direção, escala gráfica, sistema de coordenadas (geográfica</w:t>
-      </w:r>
-      <w:r>
-        <w:rPr>
-          <w:color w:val="auto"/>
-          <w:lang w:val="pt-BR"/>
-        </w:rPr>
-        <w:t>s</w:t>
-      </w:r>
-      <w:r>
-        <w:rPr>
-          <w:color w:val="auto"/>
-          <w:lang w:val="pt-BR"/>
-        </w:rPr>
-        <w:t xml:space="preserve"> ou cartesianas)</w:t>
-      </w:r>
-    </w:p>
-    <w:p>
-      <w:pPr>
-        <w:pStyle w:val="MDPI38bullet"/>
-        <w:rPr>
-          <w:color w:val="auto"/>
-          <w:lang w:val="pt-BR"/>
-        </w:rPr>
-      </w:pPr>
-      <w:r>
-        <w:rPr>
-          <w:color w:val="auto"/>
-          <w:lang w:val="pt-BR"/>
-        </w:rPr>
-        <w:t>Todas as fontes de informação devem ser claramente identificadas</w:t>
-      </w:r>
-    </w:p>
-    <w:p>
-      <w:pPr>
-        <w:pStyle w:val="MDPI38bullet"/>
-        <w:rPr>
-          <w:color w:val="auto"/>
-          <w:lang w:val="pt-BR"/>
-        </w:rPr>
-      </w:pPr>
-      <w:r>
-        <w:rPr>
-          <w:color w:val="auto"/>
-          <w:lang w:val="pt-BR"/>
-        </w:rPr>
-        <w:t>A cor deve ser aplicada criteriosamente, para aumentar a legibilidade e melhorar a representação da variação nos dados. O uso convencional de cores na sim</w:t>
-      </w:r>
-      <w:r>
-        <w:rPr>
-          <w:color w:val="auto"/>
-          <w:lang w:val="pt-BR"/>
-        </w:rPr>
-        <w:t>bolização de mapas é encorajado</w:t>
-      </w:r>
-    </w:p>
-    <w:p>
-      <w:pPr>
-        <w:pStyle w:val="MDPI22heading2"/>
-        <w:rPr>
-          <w:color w:val="auto"/>
-          <w:lang w:val="pt-BR"/>
-        </w:rPr>
-      </w:pPr>
-      <w:r>
-        <w:rPr>
-          <w:color w:val="auto"/>
-          <w:lang w:val="pt-BR"/>
-        </w:rPr>
-        <w:t>3.4. Localização de amostras</w:t>
+        <w:t>3.</w:t>
+      </w:r>
+      <w:r>
+        <w:rPr>
+          <w:color w:val="auto"/>
+          <w:lang w:val="pt-BR"/>
+        </w:rPr>
+        <w:t>5</w:t>
+      </w:r>
+      <w:r>
+        <w:rPr>
+          <w:color w:val="auto"/>
+          <w:lang w:val="pt-BR"/>
+        </w:rPr>
+        <w:t xml:space="preserve">. </w:t>
+      </w:r>
+      <w:r>
+        <w:rPr>
+          <w:color w:val="auto"/>
+          <w:lang w:val="pt-BR"/>
+        </w:rPr>
+        <w:t>Formatação de componentes matemáticos</w:t>
       </w:r>
     </w:p>
     <w:p>
@@ -2937,59 +2831,6 @@
           <w:color w:val="auto"/>
           <w:lang w:val="pt-BR"/>
         </w:rPr>
-        <w:t>Os autores são responsáveis pelo fornecimento de registros adequados e detalhados sobre a proveniência ou localização de amostras ou pontos de campo estudados. Sempre que possível, as coordenadas geográficas para a localidade devem ser acrescentadas ao trabalho.</w:t>
-      </w:r>
-    </w:p>
-    <w:p>
-      <w:pPr>
-        <w:pStyle w:val="MDPI22heading2"/>
-        <w:rPr>
-          <w:color w:val="auto"/>
-          <w:lang w:val="pt-BR"/>
-        </w:rPr>
-      </w:pPr>
-      <w:r>
-        <w:rPr>
-          <w:color w:val="auto"/>
-          <w:lang w:val="pt-BR"/>
-        </w:rPr>
-        <w:t>3.</w:t>
-      </w:r>
-      <w:r>
-        <w:rPr>
-          <w:color w:val="auto"/>
-          <w:lang w:val="pt-BR"/>
-        </w:rPr>
-        <w:t>5</w:t>
-      </w:r>
-      <w:r>
-        <w:rPr>
-          <w:color w:val="auto"/>
-          <w:lang w:val="pt-BR"/>
-        </w:rPr>
-        <w:t xml:space="preserve">. </w:t>
-      </w:r>
-      <w:r>
-        <w:rPr>
-          <w:color w:val="auto"/>
-          <w:lang w:val="pt-BR"/>
-        </w:rPr>
-        <w:t>Formatação de componentes matemáticos</w:t>
-      </w:r>
-    </w:p>
-    <w:p>
-      <w:pPr>
-        <w:pStyle w:val="MDPI31text"/>
-        <w:rPr>
-          <w:color w:val="auto"/>
-          <w:lang w:val="pt-BR"/>
-        </w:rPr>
-      </w:pPr>
-      <w:r>
-        <w:rPr>
-          <w:color w:val="auto"/>
-          <w:lang w:val="pt-BR"/>
-        </w:rPr>
         <w:t xml:space="preserve">Símbolos e fórmulas matemáticas são formatados em itálico. </w:t>
       </w:r>
       <w:r>
@@ -2997,55 +2838,7 @@
           <w:color w:val="auto"/>
           <w:lang w:val="pt-BR"/>
         </w:rPr>
-        <w:t>Para inserir uma equação, utilize diretamente o editor do Microsoft Word (</w:t>
-      </w:r>
-      <w:proofErr w:type="spellStart"/>
-      <w:r>
-        <w:rPr>
-          <w:color w:val="auto"/>
-          <w:lang w:val="pt-BR"/>
-        </w:rPr>
-        <w:t>equation</w:t>
-      </w:r>
-      <w:proofErr w:type="spellEnd"/>
-      <w:r>
-        <w:rPr>
-          <w:color w:val="auto"/>
-          <w:lang w:val="pt-BR"/>
-        </w:rPr>
-        <w:t xml:space="preserve">), fonte </w:t>
-      </w:r>
-      <w:proofErr w:type="spellStart"/>
-      <w:r>
-        <w:rPr>
-          <w:color w:val="auto"/>
-          <w:lang w:val="pt-BR"/>
-        </w:rPr>
-        <w:t>Cambria</w:t>
-      </w:r>
-      <w:proofErr w:type="spellEnd"/>
-      <w:r>
-        <w:rPr>
-          <w:color w:val="auto"/>
-          <w:lang w:val="pt-BR"/>
-        </w:rPr>
-        <w:t xml:space="preserve"> </w:t>
-      </w:r>
-      <w:proofErr w:type="spellStart"/>
-      <w:r>
-        <w:rPr>
-          <w:color w:val="auto"/>
-          <w:lang w:val="pt-BR"/>
-        </w:rPr>
-        <w:t>Math</w:t>
-      </w:r>
-      <w:proofErr w:type="spellEnd"/>
-      <w:r>
-        <w:rPr>
-          <w:color w:val="auto"/>
-          <w:lang w:val="pt-BR"/>
-        </w:rPr>
-        <w:t>, 11pt. A equação deverá aparecer centralizada na página, apresentar numeração sequencial (entre parênteses e junto à margem direita), conforme mostra a Eq. (1). As chamadas de equações no texto devem incluir denominação abreviada e com inicial maiúscula, seguida do número entre parênteses. Para facilitar a formatação, insira uma tabela com 1 linha e 2 colunas: a primeira coluna insira a equação alinhada ao centro e na segunda coluna mova seu divisor para o canto direito e escreva o número sequencial da equação alinhado à direita. Ao final, remova as bordas da tabela. Por exemplo:</w:t>
+        <w:t>Para inserir uma equação, utilize diretamente o editor do Microsoft Word (equation), fonte Cambria Math, 11pt. A equação deverá aparecer centralizada na página, apresentar numeração sequencial (entre parênteses e junto à margem direita), conforme mostra a Eq. (1). As chamadas de equações no texto devem incluir denominação abreviada e com inicial maiúscula, seguida do número entre parênteses. Para facilitar a formatação, insira uma tabela com 1 linha e 2 colunas: a primeira coluna insira a equação alinhada ao centro e na segunda coluna mova seu divisor para o canto direito e escreva o número sequencial da equação alinhado à direita. Ao final, remova as bordas da tabela. Por exemplo:</w:t>
       </w:r>
     </w:p>
     <w:tbl>
@@ -3324,773 +3117,669 @@
           <w:color w:val="auto"/>
           <w:lang w:val="pt-BR"/>
         </w:rPr>
+        <w:t>3.</w:t>
+      </w:r>
+      <w:r>
+        <w:rPr>
+          <w:color w:val="auto"/>
+          <w:lang w:val="pt-BR"/>
+        </w:rPr>
+        <w:t>6</w:t>
+      </w:r>
+      <w:r>
+        <w:rPr>
+          <w:color w:val="auto"/>
+          <w:lang w:val="pt-BR"/>
+        </w:rPr>
+        <w:t>. Abreviações</w:t>
+      </w:r>
+      <w:r>
+        <w:rPr>
+          <w:color w:val="auto"/>
+          <w:lang w:val="pt-BR"/>
+        </w:rPr>
+        <w:t xml:space="preserve"> e unidades de medida</w:t>
+      </w:r>
+    </w:p>
+    <w:p>
+      <w:pPr>
+        <w:pStyle w:val="MDPI31text"/>
+        <w:rPr>
+          <w:color w:val="auto"/>
+          <w:lang w:val="pt-BR"/>
+        </w:rPr>
+      </w:pPr>
+      <w:r>
+        <w:rPr>
+          <w:color w:val="auto"/>
+          <w:lang w:val="pt-BR"/>
+        </w:rPr>
+        <w:t xml:space="preserve">As abreviações devem ser evitadas no título, dependendo do comprimento e da familiaridade da abreviação. Elas precisam ser definidas no resumo e depois novamente em primeira </w:t>
+      </w:r>
+      <w:r>
+        <w:rPr>
+          <w:color w:val="auto"/>
+          <w:lang w:val="pt-BR"/>
+        </w:rPr>
+        <w:t>vez que aparecer no corp</w:t>
+      </w:r>
+      <w:r>
+        <w:rPr>
+          <w:color w:val="auto"/>
+          <w:lang w:val="pt-BR"/>
+        </w:rPr>
+        <w:t xml:space="preserve">o do texto. Para evitar ambiguidade, devem ser definidas abreviações que poderiam ter inúmeros significados. Isto geralmente não se aplica a </w:t>
+      </w:r>
+      <w:r>
+        <w:rPr>
+          <w:color w:val="auto"/>
+          <w:lang w:val="pt-BR"/>
+        </w:rPr>
+        <w:t>siglas</w:t>
+      </w:r>
+      <w:r>
+        <w:rPr>
+          <w:color w:val="auto"/>
+          <w:lang w:val="pt-BR"/>
+        </w:rPr>
+        <w:t xml:space="preserve"> que são mais conhecidas do que sua forma escrita (por exemplo, </w:t>
+      </w:r>
+      <w:r>
+        <w:rPr>
+          <w:color w:val="auto"/>
+          <w:lang w:val="pt-BR"/>
+        </w:rPr>
+        <w:t>INPE,</w:t>
+      </w:r>
+      <w:r>
+        <w:rPr>
+          <w:color w:val="auto"/>
+          <w:lang w:val="pt-BR"/>
+        </w:rPr>
+        <w:t xml:space="preserve"> IBGE,</w:t>
+      </w:r>
+      <w:r>
+        <w:rPr>
+          <w:color w:val="auto"/>
+          <w:lang w:val="pt-BR"/>
+        </w:rPr>
+        <w:t xml:space="preserve"> </w:t>
+      </w:r>
+      <w:r>
+        <w:rPr>
+          <w:color w:val="auto"/>
+          <w:lang w:val="pt-BR"/>
+        </w:rPr>
+        <w:t xml:space="preserve">NASA, GPS, </w:t>
+      </w:r>
+      <w:r>
+        <w:rPr>
+          <w:color w:val="auto"/>
+          <w:lang w:val="pt-BR"/>
+        </w:rPr>
+        <w:t>SIG, SRTM</w:t>
+      </w:r>
+      <w:r>
+        <w:rPr>
+          <w:color w:val="auto"/>
+          <w:lang w:val="pt-BR"/>
+        </w:rPr>
+        <w:t>).</w:t>
+      </w:r>
+      <w:r>
+        <w:rPr>
+          <w:color w:val="auto"/>
+          <w:lang w:val="pt-BR"/>
+        </w:rPr>
+        <w:t xml:space="preserve"> </w:t>
+      </w:r>
+      <w:r>
+        <w:rPr>
+          <w:color w:val="auto"/>
+          <w:lang w:val="pt-BR"/>
+        </w:rPr>
+        <w:t>Observe que a maioria das siglas no plural são seguidas pelo sufixo “s” (por exemplo, ONGs, APPs), embora haja algumas exceções.</w:t>
+      </w:r>
+    </w:p>
+    <w:p>
+      <w:pPr>
+        <w:pStyle w:val="MDPI31text"/>
+        <w:rPr>
+          <w:color w:val="auto"/>
+          <w:lang w:val="pt-BR"/>
+        </w:rPr>
+      </w:pPr>
+      <w:r>
+        <w:rPr>
+          <w:color w:val="auto"/>
+          <w:lang w:val="pt-BR"/>
+        </w:rPr>
+        <w:t xml:space="preserve">As </w:t>
+      </w:r>
+      <w:r>
+        <w:rPr>
+          <w:color w:val="auto"/>
+          <w:lang w:val="pt-BR"/>
+        </w:rPr>
+        <w:t xml:space="preserve">abreviações do SI (Sistema Internacional de Unidades) </w:t>
+      </w:r>
+      <w:r>
+        <w:rPr>
+          <w:color w:val="auto"/>
+          <w:lang w:val="pt-BR"/>
+        </w:rPr>
+        <w:t>não precisam ser definidas.</w:t>
+      </w:r>
+      <w:r>
+        <w:rPr>
+          <w:color w:val="auto"/>
+          <w:lang w:val="pt-BR"/>
+        </w:rPr>
+        <w:t xml:space="preserve"> Sempre que conveniente, apresentar as unidades de medida na sequência do texto do cabeçalho e entre parênteses – por exemplo: Aceleração da gravidade (mGal), Distância (m), Área (m</w:t>
+      </w:r>
+      <w:r>
+        <w:rPr>
+          <w:color w:val="auto"/>
+          <w:vertAlign w:val="superscript"/>
+          <w:lang w:val="pt-BR"/>
+        </w:rPr>
+        <w:t>2</w:t>
+      </w:r>
+      <w:r>
+        <w:rPr>
+          <w:color w:val="auto"/>
+          <w:lang w:val="pt-BR"/>
+        </w:rPr>
+        <w:t>).</w:t>
+      </w:r>
+    </w:p>
+    <w:p>
+      <w:pPr>
+        <w:pStyle w:val="MDPI31text"/>
+        <w:rPr>
+          <w:color w:val="auto"/>
+          <w:lang w:val="pt-BR"/>
+        </w:rPr>
+      </w:pPr>
+      <w:r>
+        <w:rPr>
+          <w:color w:val="auto"/>
+          <w:lang w:val="pt-BR"/>
+        </w:rPr>
+        <w:t xml:space="preserve">As abreviações recomendadas (mas não obrigatórias) para </w:t>
+      </w:r>
+      <w:r>
+        <w:rPr>
+          <w:color w:val="auto"/>
+          <w:lang w:val="pt-BR"/>
+        </w:rPr>
+        <w:t>as</w:t>
+      </w:r>
+      <w:r>
+        <w:rPr>
+          <w:color w:val="auto"/>
+          <w:lang w:val="pt-BR"/>
+        </w:rPr>
+        <w:t xml:space="preserve"> idades são multiplicadores do SI combinados com “a” para o ano: ka (mil anos</w:t>
+      </w:r>
+      <w:r>
+        <w:rPr>
+          <w:color w:val="auto"/>
+          <w:lang w:val="pt-BR"/>
+        </w:rPr>
+        <w:t xml:space="preserve">, </w:t>
+      </w:r>
+      <w:r>
+        <w:rPr>
+          <w:color w:val="auto"/>
+          <w:lang w:val="pt-BR"/>
+        </w:rPr>
+        <w:t>10</w:t>
+      </w:r>
+      <w:r>
+        <w:rPr>
+          <w:color w:val="auto"/>
+          <w:vertAlign w:val="superscript"/>
+          <w:lang w:val="pt-BR"/>
+        </w:rPr>
+        <w:t>3</w:t>
+      </w:r>
+      <w:r>
+        <w:rPr>
+          <w:color w:val="auto"/>
+          <w:lang w:val="pt-BR"/>
+        </w:rPr>
+        <w:t xml:space="preserve"> anos) e Ma (milhões de anos</w:t>
+      </w:r>
+      <w:r>
+        <w:rPr>
+          <w:color w:val="auto"/>
+          <w:lang w:val="pt-BR"/>
+        </w:rPr>
+        <w:t xml:space="preserve">, </w:t>
+      </w:r>
+      <w:r>
+        <w:rPr>
+          <w:color w:val="auto"/>
+          <w:lang w:val="pt-BR"/>
+        </w:rPr>
+        <w:t>10</w:t>
+      </w:r>
+      <w:r>
+        <w:rPr>
+          <w:color w:val="auto"/>
+          <w:vertAlign w:val="superscript"/>
+          <w:lang w:val="pt-BR"/>
+        </w:rPr>
+        <w:t>6</w:t>
+      </w:r>
+      <w:r>
+        <w:rPr>
+          <w:color w:val="auto"/>
+          <w:lang w:val="pt-BR"/>
+        </w:rPr>
+        <w:t xml:space="preserve"> anos)</w:t>
+      </w:r>
+      <w:r>
+        <w:rPr>
+          <w:color w:val="auto"/>
+          <w:lang w:val="pt-BR"/>
+        </w:rPr>
+        <w:t>.</w:t>
+      </w:r>
+    </w:p>
+    <w:p>
+      <w:pPr>
+        <w:pStyle w:val="MDPI31text"/>
+        <w:rPr>
+          <w:color w:val="auto"/>
+          <w:lang w:val="pt-BR"/>
+        </w:rPr>
+      </w:pPr>
+      <w:r>
+        <w:rPr>
+          <w:color w:val="auto"/>
+          <w:lang w:val="pt-BR"/>
+        </w:rPr>
+        <w:t xml:space="preserve">Os resultados da datação por radiocarbono são </w:t>
+      </w:r>
+      <w:r>
+        <w:rPr>
+          <w:color w:val="auto"/>
+          <w:lang w:val="pt-BR"/>
+        </w:rPr>
+        <w:t>fornecidas</w:t>
+      </w:r>
+      <w:r>
+        <w:rPr>
+          <w:color w:val="auto"/>
+          <w:lang w:val="pt-BR"/>
+        </w:rPr>
+        <w:t xml:space="preserve"> em anos AP (Antes do Presente) não calibrados, onde o "pr</w:t>
+      </w:r>
+      <w:r>
+        <w:rPr>
+          <w:color w:val="auto"/>
+          <w:lang w:val="pt-BR"/>
+        </w:rPr>
+        <w:t>esente" refere-se ao ano 1950 d</w:t>
+      </w:r>
+      <w:r>
+        <w:rPr>
+          <w:color w:val="auto"/>
+          <w:lang w:val="pt-BR"/>
+        </w:rPr>
+        <w:t>C.</w:t>
+      </w:r>
+      <w:r>
+        <w:rPr>
+          <w:color w:val="auto"/>
+          <w:lang w:val="pt-BR"/>
+        </w:rPr>
+        <w:t xml:space="preserve"> As datas calibradas devem ser apresentadas sob a forma “anos cal AP”. Elas podem </w:t>
+      </w:r>
+      <w:r>
+        <w:rPr>
+          <w:color w:val="auto"/>
+          <w:lang w:val="pt-BR"/>
+        </w:rPr>
+        <w:t xml:space="preserve">também ser transformadas em </w:t>
+      </w:r>
+      <w:r>
+        <w:rPr>
+          <w:color w:val="auto"/>
+          <w:lang w:val="pt-BR"/>
+        </w:rPr>
+        <w:t>calendário</w:t>
+      </w:r>
+      <w:r>
+        <w:rPr>
+          <w:color w:val="auto"/>
+          <w:lang w:val="pt-BR"/>
+        </w:rPr>
+        <w:t xml:space="preserve"> gregoriano</w:t>
+      </w:r>
+      <w:r>
+        <w:rPr>
+          <w:color w:val="auto"/>
+          <w:lang w:val="pt-BR"/>
+        </w:rPr>
+        <w:t>.</w:t>
+      </w:r>
+      <w:r>
+        <w:rPr>
+          <w:color w:val="auto"/>
+          <w:lang w:val="pt-BR"/>
+        </w:rPr>
+        <w:t xml:space="preserve"> É importante destacar que idades advindas de métodos de luminescência opticamente estimulada (LOE) não </w:t>
+      </w:r>
+      <w:r>
+        <w:rPr>
+          <w:color w:val="auto"/>
+          <w:lang w:val="pt-BR"/>
+        </w:rPr>
+        <w:t xml:space="preserve">são </w:t>
+      </w:r>
+      <w:r>
+        <w:rPr>
+          <w:color w:val="auto"/>
+          <w:lang w:val="pt-BR"/>
+        </w:rPr>
+        <w:t>dadas em “anos AP”, em função da formulação matemática do método, é usado apenas anos ou abreviações como ka (mil anos), por exemplo: idade LOE (protocolo SAR) de 7500 anos, ou, 7,5 ka.</w:t>
+      </w:r>
+    </w:p>
+    <w:p>
+      <w:pPr>
+        <w:pStyle w:val="MDPI21heading1"/>
+        <w:rPr>
+          <w:lang w:val="pt-BR"/>
+        </w:rPr>
+      </w:pPr>
+      <w:r>
+        <w:rPr>
+          <w:lang w:val="pt-BR"/>
+        </w:rPr>
+        <w:t>4. Discu</w:t>
+      </w:r>
+      <w:r>
+        <w:rPr>
+          <w:lang w:val="pt-BR"/>
+        </w:rPr>
+        <w:t>s</w:t>
+      </w:r>
+      <w:r>
+        <w:rPr>
+          <w:lang w:val="pt-BR"/>
+        </w:rPr>
+        <w:t>s</w:t>
+      </w:r>
+      <w:r>
+        <w:rPr>
+          <w:lang w:val="pt-BR"/>
+        </w:rPr>
+        <w:t>ão</w:t>
+      </w:r>
+    </w:p>
+    <w:p>
+      <w:pPr>
+        <w:pStyle w:val="MDPI31text"/>
+        <w:rPr>
+          <w:lang w:val="pt-BR"/>
+        </w:rPr>
+      </w:pPr>
+      <w:r>
+        <w:rPr>
+          <w:lang w:val="pt-BR"/>
+        </w:rPr>
+        <w:t>Os autores devem discutir os resultados e como eles podem ser interpretados em perspectiva de estudos anteriores e das hipóteses de trabalho</w:t>
+      </w:r>
+      <w:r>
+        <w:rPr>
+          <w:lang w:val="pt-BR"/>
+        </w:rPr>
+        <w:t>, ressaltando as contribuições do seu trabalho para o campo de pesquisa</w:t>
+      </w:r>
+      <w:r>
+        <w:rPr>
+          <w:lang w:val="pt-BR"/>
+        </w:rPr>
+        <w:t>. Os resultados e suas implicações devem ser discutidos no contexto mais amplo possível</w:t>
+      </w:r>
+      <w:r>
+        <w:rPr>
+          <w:lang w:val="pt-BR"/>
+        </w:rPr>
+        <w:t>, comparando com resultados similares obtidos por outros pesquisadores</w:t>
+      </w:r>
+      <w:r>
+        <w:rPr>
+          <w:lang w:val="pt-BR"/>
+        </w:rPr>
+        <w:t>. As futuras recomendações de pesquisa também podem ser destacadas.</w:t>
+      </w:r>
+    </w:p>
+    <w:p>
+      <w:pPr>
+        <w:pStyle w:val="MDPI21heading1"/>
+        <w:rPr>
+          <w:lang w:val="pt-BR"/>
+        </w:rPr>
+      </w:pPr>
+      <w:r>
+        <w:rPr>
+          <w:lang w:val="pt-BR"/>
+        </w:rPr>
+        <w:t>5. Conclus</w:t>
+      </w:r>
+      <w:r>
+        <w:rPr>
+          <w:lang w:val="pt-BR"/>
+        </w:rPr>
+        <w:t>ões</w:t>
+      </w:r>
+    </w:p>
+    <w:p>
+      <w:pPr>
+        <w:pStyle w:val="MDPI31text"/>
+        <w:rPr>
+          <w:lang w:val="pt-BR"/>
+        </w:rPr>
+      </w:pPr>
+      <w:r>
+        <w:rPr>
+          <w:lang w:val="pt-BR"/>
+        </w:rPr>
+        <w:t>Esta seção é obrigatória</w:t>
+      </w:r>
+      <w:r>
+        <w:rPr>
+          <w:lang w:val="pt-BR"/>
+        </w:rPr>
+        <w:t>.</w:t>
+      </w:r>
+    </w:p>
+    <w:p>
+      <w:pPr>
+        <w:pStyle w:val="MDPI62Acknowledgments"/>
+        <w:rPr>
+          <w:color w:val="FF0000"/>
+          <w:lang w:val="pt-BR"/>
+        </w:rPr>
+      </w:pPr>
+      <w:r>
+        <w:rPr>
+          <w:b/>
+          <w:lang w:val="pt-BR"/>
+        </w:rPr>
+        <w:t>Contribuições dos Autores</w:t>
+      </w:r>
+      <w:r>
+        <w:rPr>
+          <w:b/>
+          <w:lang w:val="pt-BR"/>
+        </w:rPr>
+        <w:t xml:space="preserve">: </w:t>
+      </w:r>
+      <w:r>
+        <w:rPr>
+          <w:lang w:val="pt-BR"/>
+        </w:rPr>
+        <w:t xml:space="preserve">Para artigos com vários autores, um pequeno parágrafo especificando suas contribuições individuais deve ser fornecido. As seguintes menções devem ser usadas "Concepção, X.X. e Y.Y.; metodologia, X.X.; software, X.X.; validação, X.X., Y.Y. e Z.Z.; análise formal, X.X.; pesquisa, X.X.; recursos, X.X.; preparação de dados, X.X.; </w:t>
+      </w:r>
+      <w:r>
+        <w:rPr>
+          <w:lang w:val="pt-BR"/>
+        </w:rPr>
+        <w:t>escrita do</w:t>
+      </w:r>
+      <w:r>
+        <w:rPr>
+          <w:lang w:val="pt-BR"/>
+        </w:rPr>
+        <w:t xml:space="preserve"> </w:t>
+      </w:r>
+      <w:r>
+        <w:rPr>
+          <w:lang w:val="pt-BR"/>
+        </w:rPr>
+        <w:t>artigo</w:t>
+      </w:r>
+      <w:r>
+        <w:rPr>
+          <w:lang w:val="pt-BR"/>
+        </w:rPr>
+        <w:t xml:space="preserve">, X.X.; revisão, X.X.; supervisão, X.X.; aquisição de financiamento, Y.Y. Todos os autores leram e concordaram com a </w:t>
+      </w:r>
+      <w:r>
+        <w:rPr>
+          <w:lang w:val="pt-BR"/>
+        </w:rPr>
+        <w:t>versão publicada do manuscrito"</w:t>
+      </w:r>
+      <w:r>
+        <w:rPr>
+          <w:lang w:val="pt-BR"/>
+        </w:rPr>
+        <w:t>. A autoria deve ser limitada àqueles que tenham contribuído substancialmente para o trabalho relatado.</w:t>
+      </w:r>
+      <w:r>
+        <w:rPr>
+          <w:lang w:val="pt-BR"/>
+        </w:rPr>
+        <w:t xml:space="preserve"> </w:t>
+      </w:r>
+      <w:r>
+        <w:rPr>
+          <w:color w:val="FF0000"/>
+          <w:lang w:val="pt-BR"/>
+        </w:rPr>
+        <w:t>Preencher somente após aceito para publicação.</w:t>
+      </w:r>
+    </w:p>
+    <w:p>
+      <w:pPr>
+        <w:pStyle w:val="MDPI62Acknowledgments"/>
+        <w:rPr>
+          <w:b/>
+          <w:lang w:val="pt-BR"/>
+        </w:rPr>
+      </w:pPr>
+      <w:r>
+        <w:rPr>
+          <w:b/>
+          <w:lang w:val="pt-BR"/>
+        </w:rPr>
+        <w:t>Disponibilidade de dados</w:t>
+      </w:r>
+      <w:r>
+        <w:rPr>
+          <w:b/>
+          <w:lang w:val="pt-BR"/>
+        </w:rPr>
+        <w:t>:</w:t>
+      </w:r>
+      <w:r>
+        <w:rPr>
+          <w:b/>
+          <w:lang w:val="pt-BR"/>
+        </w:rPr>
+        <w:t xml:space="preserve"> </w:t>
+      </w:r>
+      <w:r>
+        <w:rPr>
+          <w:bCs/>
+          <w:lang w:val="pt-BR"/>
+        </w:rPr>
+        <w:t>A Revista Brasileira de Geomorfologia recomenda que todos os artigos que contenham dados relevantes – como mapeamento geomorfológico em formato de dado geográfico, pontos geográficos amostrais, tabelas, códigos de programação, entre outros – disponibilizem esses conjuntos de dados ou amostras utilizadas de forma acessível e reprodutível.</w:t>
+      </w:r>
+      <w:r>
+        <w:rPr>
+          <w:bCs/>
+          <w:lang w:val="pt-BR"/>
+        </w:rPr>
+        <w:t xml:space="preserve"> </w:t>
+      </w:r>
+      <w:r>
+        <w:rPr>
+          <w:bCs/>
+          <w:lang w:val="pt-BR"/>
+        </w:rPr>
+        <w:t xml:space="preserve">Sempre que possível, os autores devem submeter seus dados a repositórios confiáveis e vinculá-los ao </w:t>
+      </w:r>
+      <w:r>
+        <w:rPr>
+          <w:bCs/>
+          <w:lang w:val="pt-BR"/>
+        </w:rPr>
+        <w:t>manuscrito</w:t>
+      </w:r>
+      <w:r>
+        <w:rPr>
+          <w:bCs/>
+          <w:lang w:val="pt-BR"/>
+        </w:rPr>
+        <w:t xml:space="preserve"> por meio de um DOI (Digital Object Identifier). O armazenamento dos dados pode ser feito em plataformas de acesso aberto, </w:t>
+      </w:r>
+      <w:r>
+        <w:rPr>
+          <w:bCs/>
+          <w:lang w:val="pt-BR"/>
+        </w:rPr>
         <w:lastRenderedPageBreak/>
-        <w:t>3.</w:t>
-      </w:r>
-      <w:r>
-        <w:rPr>
-          <w:color w:val="auto"/>
-          <w:lang w:val="pt-BR"/>
-        </w:rPr>
-        <w:t>6</w:t>
-      </w:r>
-      <w:r>
-        <w:rPr>
-          <w:color w:val="auto"/>
-          <w:lang w:val="pt-BR"/>
-        </w:rPr>
-        <w:t>. Abreviações</w:t>
-      </w:r>
-      <w:r>
-        <w:rPr>
-          <w:color w:val="auto"/>
-          <w:lang w:val="pt-BR"/>
-        </w:rPr>
-        <w:t xml:space="preserve"> e unidades de medida</w:t>
-      </w:r>
-    </w:p>
-    <w:p>
-      <w:pPr>
-        <w:pStyle w:val="MDPI31text"/>
-        <w:rPr>
-          <w:color w:val="auto"/>
-          <w:lang w:val="pt-BR"/>
-        </w:rPr>
-      </w:pPr>
-      <w:r>
-        <w:rPr>
-          <w:color w:val="auto"/>
-          <w:lang w:val="pt-BR"/>
-        </w:rPr>
-        <w:t xml:space="preserve">As abreviações devem ser evitadas no título, dependendo do comprimento e da familiaridade da abreviação. Elas precisam ser definidas no resumo e depois novamente em primeira </w:t>
-      </w:r>
-      <w:r>
-        <w:rPr>
-          <w:color w:val="auto"/>
-          <w:lang w:val="pt-BR"/>
-        </w:rPr>
-        <w:t>vez que aparecer no corp</w:t>
-      </w:r>
-      <w:r>
-        <w:rPr>
-          <w:color w:val="auto"/>
-          <w:lang w:val="pt-BR"/>
-        </w:rPr>
-        <w:t xml:space="preserve">o do texto. Para evitar ambiguidade, devem ser definidas abreviações que poderiam ter inúmeros significados. Isto geralmente não se aplica a </w:t>
-      </w:r>
-      <w:r>
-        <w:rPr>
-          <w:color w:val="auto"/>
-          <w:lang w:val="pt-BR"/>
-        </w:rPr>
-        <w:t>siglas</w:t>
-      </w:r>
-      <w:r>
-        <w:rPr>
-          <w:color w:val="auto"/>
-          <w:lang w:val="pt-BR"/>
-        </w:rPr>
-        <w:t xml:space="preserve"> que são mais conhecidas do que sua forma escrita (por exemplo, </w:t>
-      </w:r>
-      <w:r>
-        <w:rPr>
-          <w:color w:val="auto"/>
-          <w:lang w:val="pt-BR"/>
-        </w:rPr>
-        <w:t>INPE,</w:t>
-      </w:r>
-      <w:r>
-        <w:rPr>
-          <w:color w:val="auto"/>
-          <w:lang w:val="pt-BR"/>
-        </w:rPr>
-        <w:t xml:space="preserve"> IBGE,</w:t>
-      </w:r>
-      <w:r>
-        <w:rPr>
-          <w:color w:val="auto"/>
-          <w:lang w:val="pt-BR"/>
-        </w:rPr>
-        <w:t xml:space="preserve"> </w:t>
-      </w:r>
-      <w:r>
-        <w:rPr>
-          <w:color w:val="auto"/>
-          <w:lang w:val="pt-BR"/>
-        </w:rPr>
-        <w:t xml:space="preserve">NASA, GPS, </w:t>
-      </w:r>
-      <w:r>
-        <w:rPr>
-          <w:color w:val="auto"/>
-          <w:lang w:val="pt-BR"/>
-        </w:rPr>
-        <w:t>SIG, SRTM</w:t>
-      </w:r>
-      <w:r>
-        <w:rPr>
-          <w:color w:val="auto"/>
-          <w:lang w:val="pt-BR"/>
-        </w:rPr>
-        <w:t>).</w:t>
-      </w:r>
-      <w:r>
-        <w:rPr>
-          <w:color w:val="auto"/>
-          <w:lang w:val="pt-BR"/>
-        </w:rPr>
-        <w:t xml:space="preserve"> </w:t>
-      </w:r>
-      <w:r>
-        <w:rPr>
-          <w:color w:val="auto"/>
-          <w:lang w:val="pt-BR"/>
-        </w:rPr>
-        <w:t xml:space="preserve">Observe que a maioria das siglas no plural são seguidas pelo sufixo “s” (por exemplo, ONGs, </w:t>
-      </w:r>
-      <w:proofErr w:type="spellStart"/>
-      <w:r>
-        <w:rPr>
-          <w:color w:val="auto"/>
-          <w:lang w:val="pt-BR"/>
-        </w:rPr>
-        <w:t>APPs</w:t>
-      </w:r>
-      <w:proofErr w:type="spellEnd"/>
-      <w:r>
-        <w:rPr>
-          <w:color w:val="auto"/>
-          <w:lang w:val="pt-BR"/>
-        </w:rPr>
-        <w:t>), embora haja algumas exceções.</w:t>
-      </w:r>
-    </w:p>
-    <w:p>
-      <w:pPr>
-        <w:pStyle w:val="MDPI31text"/>
-        <w:rPr>
-          <w:color w:val="auto"/>
-          <w:lang w:val="pt-BR"/>
-        </w:rPr>
-      </w:pPr>
-      <w:r>
-        <w:rPr>
-          <w:color w:val="auto"/>
-          <w:lang w:val="pt-BR"/>
-        </w:rPr>
-        <w:t xml:space="preserve">As </w:t>
-      </w:r>
-      <w:r>
-        <w:rPr>
-          <w:color w:val="auto"/>
-          <w:lang w:val="pt-BR"/>
-        </w:rPr>
-        <w:t xml:space="preserve">abreviações do SI (Sistema Internacional de Unidades) </w:t>
-      </w:r>
-      <w:r>
-        <w:rPr>
-          <w:color w:val="auto"/>
-          <w:lang w:val="pt-BR"/>
-        </w:rPr>
-        <w:t>não precisam ser definidas.</w:t>
-      </w:r>
-      <w:r>
-        <w:rPr>
-          <w:color w:val="auto"/>
-          <w:lang w:val="pt-BR"/>
-        </w:rPr>
-        <w:t xml:space="preserve"> Sempre que conveniente, apresentar as unidades de medida na sequência do texto do cabeçalho e entre parênteses – por exemplo: Aceleração da gravidade (</w:t>
-      </w:r>
-      <w:proofErr w:type="spellStart"/>
-      <w:r>
-        <w:rPr>
-          <w:color w:val="auto"/>
-          <w:lang w:val="pt-BR"/>
-        </w:rPr>
-        <w:t>mGal</w:t>
-      </w:r>
-      <w:proofErr w:type="spellEnd"/>
-      <w:r>
-        <w:rPr>
-          <w:color w:val="auto"/>
-          <w:lang w:val="pt-BR"/>
-        </w:rPr>
-        <w:t>), Distância (m), Área (m</w:t>
-      </w:r>
-      <w:r>
-        <w:rPr>
-          <w:color w:val="auto"/>
-          <w:vertAlign w:val="superscript"/>
-          <w:lang w:val="pt-BR"/>
-        </w:rPr>
-        <w:t>2</w:t>
-      </w:r>
-      <w:r>
-        <w:rPr>
-          <w:color w:val="auto"/>
-          <w:lang w:val="pt-BR"/>
-        </w:rPr>
-        <w:t>).</w:t>
-      </w:r>
-    </w:p>
-    <w:p>
-      <w:pPr>
-        <w:pStyle w:val="MDPI31text"/>
-        <w:rPr>
-          <w:color w:val="auto"/>
-          <w:lang w:val="pt-BR"/>
-        </w:rPr>
-      </w:pPr>
-      <w:r>
-        <w:rPr>
-          <w:color w:val="auto"/>
-          <w:lang w:val="pt-BR"/>
-        </w:rPr>
-        <w:t xml:space="preserve">As abreviações recomendadas (mas não obrigatórias) para </w:t>
-      </w:r>
-      <w:r>
-        <w:rPr>
-          <w:color w:val="auto"/>
-          <w:lang w:val="pt-BR"/>
-        </w:rPr>
-        <w:t>as</w:t>
-      </w:r>
-      <w:r>
-        <w:rPr>
-          <w:color w:val="auto"/>
-          <w:lang w:val="pt-BR"/>
-        </w:rPr>
-        <w:t xml:space="preserve"> idades são multiplicadores do SI combinados com “a” para o ano: ka (mil anos</w:t>
-      </w:r>
-      <w:r>
-        <w:rPr>
-          <w:color w:val="auto"/>
-          <w:lang w:val="pt-BR"/>
-        </w:rPr>
-        <w:t xml:space="preserve">, </w:t>
-      </w:r>
-      <w:r>
-        <w:rPr>
-          <w:color w:val="auto"/>
-          <w:lang w:val="pt-BR"/>
-        </w:rPr>
-        <w:t>10</w:t>
-      </w:r>
-      <w:r>
-        <w:rPr>
-          <w:color w:val="auto"/>
-          <w:vertAlign w:val="superscript"/>
-          <w:lang w:val="pt-BR"/>
-        </w:rPr>
-        <w:t>3</w:t>
-      </w:r>
-      <w:r>
-        <w:rPr>
-          <w:color w:val="auto"/>
-          <w:lang w:val="pt-BR"/>
-        </w:rPr>
-        <w:t xml:space="preserve"> anos) e </w:t>
-      </w:r>
-      <w:proofErr w:type="spellStart"/>
-      <w:r>
-        <w:rPr>
-          <w:color w:val="auto"/>
-          <w:lang w:val="pt-BR"/>
-        </w:rPr>
-        <w:t>Ma</w:t>
-      </w:r>
-      <w:proofErr w:type="spellEnd"/>
-      <w:r>
-        <w:rPr>
-          <w:color w:val="auto"/>
-          <w:lang w:val="pt-BR"/>
-        </w:rPr>
-        <w:t xml:space="preserve"> (milhões de anos</w:t>
-      </w:r>
-      <w:r>
-        <w:rPr>
-          <w:color w:val="auto"/>
-          <w:lang w:val="pt-BR"/>
-        </w:rPr>
-        <w:t xml:space="preserve">, </w:t>
-      </w:r>
-      <w:r>
-        <w:rPr>
-          <w:color w:val="auto"/>
-          <w:lang w:val="pt-BR"/>
-        </w:rPr>
-        <w:t>10</w:t>
-      </w:r>
-      <w:r>
-        <w:rPr>
-          <w:color w:val="auto"/>
-          <w:vertAlign w:val="superscript"/>
-          <w:lang w:val="pt-BR"/>
-        </w:rPr>
-        <w:t>6</w:t>
-      </w:r>
-      <w:r>
-        <w:rPr>
-          <w:color w:val="auto"/>
-          <w:lang w:val="pt-BR"/>
-        </w:rPr>
-        <w:t xml:space="preserve"> anos)</w:t>
-      </w:r>
-      <w:r>
-        <w:rPr>
-          <w:color w:val="auto"/>
-          <w:lang w:val="pt-BR"/>
-        </w:rPr>
-        <w:t>.</w:t>
-      </w:r>
-    </w:p>
-    <w:p>
-      <w:pPr>
-        <w:pStyle w:val="MDPI31text"/>
-        <w:rPr>
-          <w:color w:val="auto"/>
-          <w:lang w:val="pt-BR"/>
-        </w:rPr>
-      </w:pPr>
-      <w:r>
-        <w:rPr>
-          <w:color w:val="auto"/>
-          <w:lang w:val="pt-BR"/>
-        </w:rPr>
-        <w:t xml:space="preserve">Os resultados da datação por radiocarbono são </w:t>
-      </w:r>
-      <w:r>
-        <w:rPr>
-          <w:color w:val="auto"/>
-          <w:lang w:val="pt-BR"/>
-        </w:rPr>
-        <w:t>fornecidas</w:t>
-      </w:r>
-      <w:r>
-        <w:rPr>
-          <w:color w:val="auto"/>
-          <w:lang w:val="pt-BR"/>
-        </w:rPr>
-        <w:t xml:space="preserve"> em anos AP (Antes do Presente) não calibrados, onde o "pr</w:t>
-      </w:r>
-      <w:r>
-        <w:rPr>
-          <w:color w:val="auto"/>
-          <w:lang w:val="pt-BR"/>
-        </w:rPr>
-        <w:t xml:space="preserve">esente" refere-se ao ano 1950 </w:t>
-      </w:r>
-      <w:proofErr w:type="spellStart"/>
-      <w:r>
-        <w:rPr>
-          <w:color w:val="auto"/>
-          <w:lang w:val="pt-BR"/>
-        </w:rPr>
-        <w:t>d</w:t>
-      </w:r>
-      <w:r>
-        <w:rPr>
-          <w:color w:val="auto"/>
-          <w:lang w:val="pt-BR"/>
-        </w:rPr>
-        <w:t>C.</w:t>
-      </w:r>
-      <w:proofErr w:type="spellEnd"/>
-      <w:r>
-        <w:rPr>
-          <w:color w:val="auto"/>
-          <w:lang w:val="pt-BR"/>
-        </w:rPr>
-        <w:t xml:space="preserve"> As datas calibradas devem ser apresentadas sob a forma “anos cal AP”. Elas podem </w:t>
-      </w:r>
-      <w:r>
-        <w:rPr>
-          <w:color w:val="auto"/>
-          <w:lang w:val="pt-BR"/>
-        </w:rPr>
-        <w:t xml:space="preserve">também ser transformadas em </w:t>
-      </w:r>
-      <w:r>
-        <w:rPr>
-          <w:color w:val="auto"/>
-          <w:lang w:val="pt-BR"/>
-        </w:rPr>
-        <w:t>calendário</w:t>
-      </w:r>
-      <w:r>
-        <w:rPr>
-          <w:color w:val="auto"/>
-          <w:lang w:val="pt-BR"/>
-        </w:rPr>
-        <w:t xml:space="preserve"> gregoriano</w:t>
-      </w:r>
-      <w:r>
-        <w:rPr>
-          <w:color w:val="auto"/>
-          <w:lang w:val="pt-BR"/>
-        </w:rPr>
-        <w:t>.</w:t>
-      </w:r>
-      <w:r>
-        <w:rPr>
-          <w:color w:val="auto"/>
-          <w:lang w:val="pt-BR"/>
-        </w:rPr>
-        <w:t xml:space="preserve"> É importante destacar que idades advindas de métodos de luminescência opticamente estimulada (LOE) não </w:t>
-      </w:r>
-      <w:r>
-        <w:rPr>
-          <w:color w:val="auto"/>
-          <w:lang w:val="pt-BR"/>
-        </w:rPr>
-        <w:t xml:space="preserve">são </w:t>
-      </w:r>
-      <w:r>
-        <w:rPr>
-          <w:color w:val="auto"/>
-          <w:lang w:val="pt-BR"/>
-        </w:rPr>
-        <w:t>dadas em “anos AP”, em função da formulação matemática do método, é usado apenas anos ou abreviações como ka (mil anos), por exemplo: idade LOE (protocolo SAR) de 7500 anos, ou, 7,5 ka.</w:t>
-      </w:r>
-    </w:p>
-    <w:p>
-      <w:pPr>
-        <w:pStyle w:val="MDPI21heading1"/>
-        <w:rPr>
-          <w:lang w:val="pt-BR"/>
-        </w:rPr>
-      </w:pPr>
-      <w:r>
-        <w:rPr>
-          <w:lang w:val="pt-BR"/>
-        </w:rPr>
-        <w:t>4. Discu</w:t>
-      </w:r>
-      <w:r>
-        <w:rPr>
-          <w:lang w:val="pt-BR"/>
-        </w:rPr>
-        <w:t>s</w:t>
-      </w:r>
-      <w:r>
-        <w:rPr>
-          <w:lang w:val="pt-BR"/>
-        </w:rPr>
-        <w:t>s</w:t>
-      </w:r>
-      <w:r>
-        <w:rPr>
-          <w:lang w:val="pt-BR"/>
-        </w:rPr>
-        <w:t>ão</w:t>
-      </w:r>
-    </w:p>
-    <w:p>
-      <w:pPr>
-        <w:pStyle w:val="MDPI31text"/>
-        <w:rPr>
-          <w:lang w:val="pt-BR"/>
-        </w:rPr>
-      </w:pPr>
-      <w:r>
-        <w:rPr>
-          <w:lang w:val="pt-BR"/>
-        </w:rPr>
-        <w:t>Os autores devem discutir os resultados e como eles podem ser interpretados em perspectiva de estudos anteriores e das hipóteses de trabalho</w:t>
-      </w:r>
-      <w:r>
-        <w:rPr>
-          <w:lang w:val="pt-BR"/>
-        </w:rPr>
-        <w:t>, ressaltando as contribuições do seu trabalho para o campo de pesquisa</w:t>
-      </w:r>
-      <w:r>
-        <w:rPr>
-          <w:lang w:val="pt-BR"/>
-        </w:rPr>
-        <w:t>. Os resultados e suas implicações devem ser discutidos no contexto mais amplo possível</w:t>
-      </w:r>
-      <w:r>
-        <w:rPr>
-          <w:lang w:val="pt-BR"/>
-        </w:rPr>
-        <w:t>, comparando com resultados similares obtidos por outros pesquisadores</w:t>
-      </w:r>
-      <w:r>
-        <w:rPr>
-          <w:lang w:val="pt-BR"/>
-        </w:rPr>
-        <w:t>. As futuras recomendações de pesquisa também podem ser destacadas.</w:t>
-      </w:r>
-    </w:p>
-    <w:p>
-      <w:pPr>
-        <w:pStyle w:val="MDPI21heading1"/>
-        <w:rPr>
-          <w:lang w:val="pt-BR"/>
-        </w:rPr>
-      </w:pPr>
-      <w:r>
-        <w:rPr>
-          <w:lang w:val="pt-BR"/>
-        </w:rPr>
-        <w:t>5. Conclus</w:t>
-      </w:r>
-      <w:r>
-        <w:rPr>
-          <w:lang w:val="pt-BR"/>
-        </w:rPr>
-        <w:t>ões</w:t>
-      </w:r>
-    </w:p>
-    <w:p>
-      <w:pPr>
-        <w:pStyle w:val="MDPI31text"/>
-        <w:rPr>
-          <w:lang w:val="pt-BR"/>
-        </w:rPr>
-      </w:pPr>
-      <w:r>
-        <w:rPr>
-          <w:lang w:val="pt-BR"/>
-        </w:rPr>
-        <w:t>Esta seção é obrigatória</w:t>
-      </w:r>
-      <w:r>
-        <w:rPr>
-          <w:lang w:val="pt-BR"/>
-        </w:rPr>
-        <w:t>.</w:t>
-      </w:r>
-    </w:p>
-    <w:p>
-      <w:pPr>
-        <w:pStyle w:val="MDPI62Acknowledgments"/>
-        <w:rPr>
-          <w:color w:val="FF0000"/>
-          <w:lang w:val="pt-BR"/>
-        </w:rPr>
-      </w:pPr>
-      <w:r>
-        <w:rPr>
-          <w:b/>
-          <w:lang w:val="pt-BR"/>
-        </w:rPr>
-        <w:t>Contribuições dos Autores</w:t>
-      </w:r>
-      <w:r>
-        <w:rPr>
-          <w:b/>
-          <w:lang w:val="pt-BR"/>
-        </w:rPr>
-        <w:t xml:space="preserve">: </w:t>
-      </w:r>
-      <w:r>
-        <w:rPr>
-          <w:lang w:val="pt-BR"/>
-        </w:rPr>
-        <w:t xml:space="preserve">Para artigos com vários autores, um pequeno parágrafo especificando suas contribuições individuais deve ser fornecido. As seguintes menções devem ser usadas "Concepção, X.X. e Y.Y.; metodologia, X.X.; software, X.X.; validação, X.X., Y.Y. e Z.Z.; análise formal, X.X.; pesquisa, X.X.; recursos, X.X.; preparação de dados, X.X.; </w:t>
-      </w:r>
-      <w:r>
-        <w:rPr>
-          <w:lang w:val="pt-BR"/>
-        </w:rPr>
-        <w:t>escrita do</w:t>
-      </w:r>
-      <w:r>
-        <w:rPr>
-          <w:lang w:val="pt-BR"/>
-        </w:rPr>
-        <w:t xml:space="preserve"> </w:t>
-      </w:r>
-      <w:r>
-        <w:rPr>
-          <w:lang w:val="pt-BR"/>
-        </w:rPr>
-        <w:t>artigo</w:t>
-      </w:r>
-      <w:r>
-        <w:rPr>
-          <w:lang w:val="pt-BR"/>
-        </w:rPr>
-        <w:t xml:space="preserve">, X.X.; revisão, X.X.; supervisão, X.X.; aquisição de financiamento, Y.Y. Todos os autores leram e concordaram com a </w:t>
-      </w:r>
-      <w:r>
-        <w:rPr>
-          <w:lang w:val="pt-BR"/>
-        </w:rPr>
-        <w:t>versão publicada do manuscrito"</w:t>
-      </w:r>
-      <w:r>
-        <w:rPr>
-          <w:lang w:val="pt-BR"/>
-        </w:rPr>
-        <w:t>. A autoria deve ser limitada àqueles que tenham contribuído substancialmente para o trabalho relatado.</w:t>
-      </w:r>
-      <w:r>
-        <w:rPr>
-          <w:lang w:val="pt-BR"/>
-        </w:rPr>
-        <w:t xml:space="preserve"> </w:t>
-      </w:r>
-      <w:r>
-        <w:rPr>
-          <w:color w:val="FF0000"/>
-          <w:lang w:val="pt-BR"/>
-        </w:rPr>
-        <w:t>Preencher somente após aceito para publicação.</w:t>
-      </w:r>
-    </w:p>
-    <w:p>
-      <w:pPr>
-        <w:pStyle w:val="MDPI62Acknowledgments"/>
-        <w:rPr>
-          <w:b/>
-          <w:lang w:val="pt-BR"/>
-        </w:rPr>
-      </w:pPr>
-      <w:r>
-        <w:rPr>
-          <w:b/>
-          <w:lang w:val="pt-BR"/>
-        </w:rPr>
-        <w:t xml:space="preserve">Disponibilidade de </w:t>
-      </w:r>
-      <w:r>
-        <w:rPr>
-          <w:b/>
-          <w:lang w:val="pt-BR"/>
-        </w:rPr>
-        <w:t>dados</w:t>
-      </w:r>
-      <w:r>
-        <w:rPr>
-          <w:b/>
-          <w:lang w:val="pt-BR"/>
-        </w:rPr>
-        <w:t>:</w:t>
-      </w:r>
-      <w:r>
-        <w:rPr>
-          <w:b/>
-          <w:lang w:val="pt-BR"/>
-        </w:rPr>
-        <w:t xml:space="preserve"> </w:t>
-      </w:r>
+        <w:t>como: Zenodo (</w:t>
+      </w:r>
+      <w:hyperlink r:id="rId10" w:history="1">
+        <w:r>
+          <w:rPr>
+            <w:rStyle w:val="Hyperlink"/>
+            <w:bCs/>
+            <w:lang w:val="pt-BR"/>
+          </w:rPr>
+          <w:t>https://zenodo.org/</w:t>
+        </w:r>
+      </w:hyperlink>
       <w:r>
         <w:rPr>
           <w:bCs/>
           <w:lang w:val="pt-BR"/>
         </w:rPr>
-        <w:t>A Revista Brasileira de Geomorfologia recomenda que todos os artigos que contenham dados relevantes – como mapeamento geomorfológico em formato de dado geográfico, pontos geográficos amostrais, tabelas, códigos de programação, entre outros – disponibilizem esses conjuntos de dados ou amostras utilizadas de forma acessível e reprodutível.</w:t>
+        <w:t xml:space="preserve">) </w:t>
       </w:r>
       <w:r>
         <w:rPr>
           <w:bCs/>
           <w:lang w:val="pt-BR"/>
         </w:rPr>
-        <w:t xml:space="preserve"> </w:t>
+        <w:t xml:space="preserve">e </w:t>
       </w:r>
       <w:r>
         <w:rPr>
           <w:bCs/>
           <w:lang w:val="pt-BR"/>
         </w:rPr>
-        <w:t xml:space="preserve">Sempre que possível, os autores devem submeter seus dados a repositórios confiáveis e vinculá-los ao </w:t>
-      </w:r>
-      <w:r>
-        <w:rPr>
-          <w:bCs/>
-          <w:lang w:val="pt-BR"/>
-        </w:rPr>
-        <w:t>manuscrito</w:t>
-      </w:r>
-      <w:r>
-        <w:rPr>
-          <w:bCs/>
-          <w:lang w:val="pt-BR"/>
-        </w:rPr>
-        <w:t xml:space="preserve"> por meio de um DOI (Digital </w:t>
-      </w:r>
-      <w:proofErr w:type="spellStart"/>
-      <w:r>
-        <w:rPr>
-          <w:bCs/>
-          <w:lang w:val="pt-BR"/>
-        </w:rPr>
-        <w:t>Object</w:t>
-      </w:r>
-      <w:proofErr w:type="spellEnd"/>
-      <w:r>
-        <w:rPr>
-          <w:bCs/>
-          <w:lang w:val="pt-BR"/>
-        </w:rPr>
-        <w:t xml:space="preserve"> </w:t>
-      </w:r>
-      <w:proofErr w:type="spellStart"/>
-      <w:r>
-        <w:rPr>
-          <w:bCs/>
-          <w:lang w:val="pt-BR"/>
-        </w:rPr>
-        <w:t>Identifier</w:t>
-      </w:r>
-      <w:proofErr w:type="spellEnd"/>
-      <w:r>
-        <w:rPr>
-          <w:bCs/>
-          <w:lang w:val="pt-BR"/>
-        </w:rPr>
-        <w:t xml:space="preserve">). O armazenamento dos dados pode ser feito em plataformas de acesso aberto, como: </w:t>
-      </w:r>
-      <w:proofErr w:type="spellStart"/>
-      <w:r>
-        <w:rPr>
-          <w:bCs/>
-          <w:lang w:val="pt-BR"/>
-        </w:rPr>
-        <w:t>Zenodo</w:t>
-      </w:r>
-      <w:proofErr w:type="spellEnd"/>
-      <w:r>
-        <w:rPr>
-          <w:bCs/>
-          <w:lang w:val="pt-BR"/>
-        </w:rPr>
-        <w:t xml:space="preserve"> (https://zenodo.org/) </w:t>
-      </w:r>
-      <w:r>
-        <w:rPr>
-          <w:bCs/>
-          <w:lang w:val="pt-BR"/>
-        </w:rPr>
-        <w:t xml:space="preserve">e </w:t>
-      </w:r>
-      <w:r>
-        <w:rPr>
-          <w:bCs/>
-          <w:lang w:val="pt-BR"/>
-        </w:rPr>
-        <w:t xml:space="preserve">Harvard </w:t>
-      </w:r>
-      <w:proofErr w:type="spellStart"/>
-      <w:r>
-        <w:rPr>
-          <w:bCs/>
-          <w:lang w:val="pt-BR"/>
-        </w:rPr>
-        <w:t>Dataverse</w:t>
-      </w:r>
-      <w:proofErr w:type="spellEnd"/>
-      <w:r>
-        <w:rPr>
-          <w:bCs/>
-          <w:lang w:val="pt-BR"/>
-        </w:rPr>
-        <w:t xml:space="preserve"> (</w:t>
-      </w:r>
-      <w:hyperlink r:id="rId10" w:history="1">
+        <w:t>Harvard Dataverse (</w:t>
+      </w:r>
+      <w:hyperlink r:id="rId11" w:history="1">
         <w:r>
           <w:rPr>
             <w:rStyle w:val="Hyperlink"/>
@@ -4261,14 +3950,7 @@
         <w:rPr>
           <w:lang w:val="pt-BR"/>
         </w:rPr>
-        <w:t xml:space="preserve"> dos </w:t>
-      </w:r>
-      <w:r>
-        <w:rPr>
-          <w:lang w:val="pt-BR"/>
-        </w:rPr>
-        <w:lastRenderedPageBreak/>
-        <w:t xml:space="preserve">financiadores, favor declarar "Os financiadores não tiveram </w:t>
+        <w:t xml:space="preserve"> dos financiadores, favor declarar "Os financiadores não tiveram </w:t>
       </w:r>
       <w:r>
         <w:rPr>
@@ -4297,6 +3979,75 @@
     </w:p>
     <w:p>
       <w:pPr>
+        <w:pStyle w:val="MDPI64CoI"/>
+        <w:rPr>
+          <w:lang w:val="pt-BR"/>
+        </w:rPr>
+      </w:pPr>
+      <w:r>
+        <w:rPr>
+          <w:b/>
+          <w:lang w:val="pt-BR"/>
+        </w:rPr>
+        <w:t xml:space="preserve">Declaração de </w:t>
+      </w:r>
+      <w:r>
+        <w:rPr>
+          <w:b/>
+          <w:lang w:val="pt-BR"/>
+        </w:rPr>
+        <w:t>u</w:t>
+      </w:r>
+      <w:r>
+        <w:rPr>
+          <w:b/>
+          <w:lang w:val="pt-BR"/>
+        </w:rPr>
+        <w:t>so de Inteligência Artificial</w:t>
+      </w:r>
+      <w:r>
+        <w:rPr>
+          <w:b/>
+          <w:lang w:val="pt-BR"/>
+        </w:rPr>
+        <w:t>:</w:t>
+      </w:r>
+      <w:r>
+        <w:rPr>
+          <w:lang w:val="pt-BR"/>
+        </w:rPr>
+        <w:t xml:space="preserve"> </w:t>
+      </w:r>
+      <w:r>
+        <w:rPr>
+          <w:lang w:val="pt-BR"/>
+        </w:rPr>
+        <w:t>Declarar o uso de ferramentas de IA generativa ou declarar "Os autores declaram que nenhuma ferramenta de inteligência artificial generativa foi utilizada em nenhuma fase do desenvolvimento deste manuscrito". Caso tenha havido uso, especificar: o nome da ferramenta, a fase e a finalidade do uso (ex.: "utilizada na revisão gramatical e fluência do texto"), e confirmar que todo o conteúdo foi revisado e validado pelos autores, que assumem integral responsabilidade pelo manuscrito publicado.</w:t>
+      </w:r>
+      <w:r>
+        <w:rPr>
+          <w:lang w:val="pt-BR"/>
+        </w:rPr>
+        <w:t xml:space="preserve"> Veja instruções em </w:t>
+      </w:r>
+      <w:hyperlink r:id="rId12" w:history="1">
+        <w:r>
+          <w:rPr>
+            <w:rStyle w:val="Hyperlink"/>
+            <w:lang w:val="pt-BR"/>
+          </w:rPr>
+          <w:t>https://rbgeomorfologia.org.br/rbg/ai-policy</w:t>
+        </w:r>
+      </w:hyperlink>
+      <w:r>
+        <w:rPr>
+          <w:lang w:val="pt-BR"/>
+        </w:rPr>
+        <w:t>.</w:t>
+      </w:r>
+    </w:p>
+    <w:p>
+      <w:pPr>
         <w:pStyle w:val="MDPI21heading1"/>
         <w:rPr>
           <w:lang w:val="pt-BR"/>
@@ -4320,210 +4071,110 @@
         <w:rPr>
           <w:lang w:val="pt-BR"/>
         </w:rPr>
-        <w:t xml:space="preserve">No texto, a citação segue o modelo dos exemplos: </w:t>
-      </w:r>
-      <w:proofErr w:type="spellStart"/>
+        <w:t>No texto, a citação segue o modelo dos exemplos: Hugget (2007) para um único autor; Arattano e Franzi (2003) para dois autores; Bury, Sośnica e Zajdel (2019) para três autores; Novo et al. (2005) para mais de 3 autores. As citações no final do parágrafo seguem estrutura semelhante, em qualquer um dos seguintes exemplos (não simultâneos): (</w:t>
+      </w:r>
       <w:r>
         <w:rPr>
           <w:lang w:val="pt-BR"/>
         </w:rPr>
         <w:t>Hugget</w:t>
       </w:r>
-      <w:proofErr w:type="spellEnd"/>
-      <w:r>
-        <w:rPr>
-          <w:lang w:val="pt-BR"/>
-        </w:rPr>
-        <w:t xml:space="preserve"> (2007) para um único autor; </w:t>
-      </w:r>
-      <w:proofErr w:type="spellStart"/>
+      <w:r>
+        <w:rPr>
+          <w:lang w:val="pt-BR"/>
+        </w:rPr>
+        <w:t>, 2007), (</w:t>
+      </w:r>
       <w:r>
         <w:rPr>
           <w:lang w:val="pt-BR"/>
         </w:rPr>
         <w:t>Arattano</w:t>
       </w:r>
-      <w:proofErr w:type="spellEnd"/>
-      <w:r>
-        <w:rPr>
-          <w:lang w:val="pt-BR"/>
-        </w:rPr>
-        <w:t xml:space="preserve"> e Franzi (2003) para dois autores; </w:t>
-      </w:r>
-      <w:proofErr w:type="spellStart"/>
+      <w:r>
+        <w:rPr>
+          <w:lang w:val="pt-BR"/>
+        </w:rPr>
+        <w:t xml:space="preserve">; </w:t>
+      </w:r>
+      <w:r>
+        <w:rPr>
+          <w:lang w:val="pt-BR"/>
+        </w:rPr>
+        <w:t>Franzi</w:t>
+      </w:r>
+      <w:r>
+        <w:rPr>
+          <w:lang w:val="pt-BR"/>
+        </w:rPr>
+        <w:t>, 2003), (</w:t>
+      </w:r>
       <w:r>
         <w:rPr>
           <w:lang w:val="pt-BR"/>
         </w:rPr>
         <w:t>Bury</w:t>
       </w:r>
-      <w:proofErr w:type="spellEnd"/>
-      <w:r>
-        <w:rPr>
-          <w:lang w:val="pt-BR"/>
-        </w:rPr>
-        <w:t xml:space="preserve">, </w:t>
-      </w:r>
-      <w:proofErr w:type="spellStart"/>
+      <w:r>
+        <w:rPr>
+          <w:lang w:val="pt-BR"/>
+        </w:rPr>
+        <w:t xml:space="preserve">; </w:t>
+      </w:r>
       <w:r>
         <w:rPr>
           <w:lang w:val="pt-BR"/>
         </w:rPr>
         <w:t>Sośnica</w:t>
       </w:r>
-      <w:proofErr w:type="spellEnd"/>
-      <w:r>
-        <w:rPr>
-          <w:lang w:val="pt-BR"/>
-        </w:rPr>
-        <w:t xml:space="preserve"> e </w:t>
-      </w:r>
-      <w:proofErr w:type="spellStart"/>
+      <w:r>
+        <w:rPr>
+          <w:lang w:val="pt-BR"/>
+        </w:rPr>
+        <w:t xml:space="preserve">; </w:t>
+      </w:r>
       <w:r>
         <w:rPr>
           <w:lang w:val="pt-BR"/>
         </w:rPr>
         <w:t>Zajdel</w:t>
       </w:r>
-      <w:proofErr w:type="spellEnd"/>
-      <w:r>
-        <w:rPr>
-          <w:lang w:val="pt-BR"/>
-        </w:rPr>
-        <w:t xml:space="preserve"> (2019) para três autores; Novo et al. (2005) para mais de 3 autores. As citações no final do parágrafo seguem estrutura semelhante, em qualquer um dos seguintes exemplos (não simultâneos): (</w:t>
-      </w:r>
-      <w:proofErr w:type="spellStart"/>
+      <w:r>
+        <w:rPr>
+          <w:lang w:val="pt-BR"/>
+        </w:rPr>
+        <w:t>, 2019), (</w:t>
+      </w:r>
+      <w:r>
+        <w:rPr>
+          <w:lang w:val="pt-BR"/>
+        </w:rPr>
+        <w:t xml:space="preserve">Novo </w:t>
+      </w:r>
+      <w:r>
+        <w:rPr>
+          <w:lang w:val="pt-BR"/>
+        </w:rPr>
+        <w:t>et al., 2005). A separação entre as múltiplas referências simultâneas deverá ser feita por “ponto e vírgula” ( ; ), conforme exemplo: (</w:t>
+      </w:r>
       <w:r>
         <w:rPr>
           <w:lang w:val="pt-BR"/>
         </w:rPr>
         <w:t>Hugget</w:t>
       </w:r>
-      <w:proofErr w:type="spellEnd"/>
-      <w:r>
-        <w:rPr>
-          <w:lang w:val="pt-BR"/>
-        </w:rPr>
-        <w:t>, 2007), (</w:t>
-      </w:r>
-      <w:proofErr w:type="spellStart"/>
-      <w:r>
-        <w:rPr>
-          <w:lang w:val="pt-BR"/>
-        </w:rPr>
-        <w:t>Arattano</w:t>
-      </w:r>
-      <w:proofErr w:type="spellEnd"/>
-      <w:r>
-        <w:rPr>
-          <w:lang w:val="pt-BR"/>
-        </w:rPr>
-        <w:t xml:space="preserve">; </w:t>
-      </w:r>
-      <w:proofErr w:type="gramStart"/>
-      <w:r>
-        <w:rPr>
-          <w:lang w:val="pt-BR"/>
-        </w:rPr>
-        <w:t>Franzi</w:t>
-      </w:r>
-      <w:proofErr w:type="gramEnd"/>
-      <w:r>
-        <w:rPr>
-          <w:lang w:val="pt-BR"/>
-        </w:rPr>
-        <w:t>, 2003), (</w:t>
-      </w:r>
-      <w:proofErr w:type="spellStart"/>
-      <w:r>
-        <w:rPr>
-          <w:lang w:val="pt-BR"/>
-        </w:rPr>
-        <w:t>Bury</w:t>
-      </w:r>
-      <w:proofErr w:type="spellEnd"/>
-      <w:r>
-        <w:rPr>
-          <w:lang w:val="pt-BR"/>
-        </w:rPr>
-        <w:t xml:space="preserve">; </w:t>
-      </w:r>
-      <w:proofErr w:type="spellStart"/>
-      <w:r>
-        <w:rPr>
-          <w:lang w:val="pt-BR"/>
-        </w:rPr>
-        <w:t>Sośnica</w:t>
-      </w:r>
-      <w:proofErr w:type="spellEnd"/>
-      <w:r>
-        <w:rPr>
-          <w:lang w:val="pt-BR"/>
-        </w:rPr>
-        <w:t xml:space="preserve">; </w:t>
-      </w:r>
-      <w:proofErr w:type="spellStart"/>
-      <w:r>
-        <w:rPr>
-          <w:lang w:val="pt-BR"/>
-        </w:rPr>
-        <w:t>Zajdel</w:t>
-      </w:r>
-      <w:proofErr w:type="spellEnd"/>
-      <w:r>
-        <w:rPr>
-          <w:lang w:val="pt-BR"/>
-        </w:rPr>
-        <w:t>, 2019), (</w:t>
-      </w:r>
-      <w:r>
-        <w:rPr>
-          <w:lang w:val="pt-BR"/>
-        </w:rPr>
-        <w:t xml:space="preserve">Novo </w:t>
-      </w:r>
-      <w:r>
-        <w:rPr>
-          <w:lang w:val="pt-BR"/>
-        </w:rPr>
-        <w:t xml:space="preserve">et al., 2005). A separação entre as múltiplas referências simultâneas deverá ser feita por “ponto e vírgula” </w:t>
-      </w:r>
-      <w:proofErr w:type="gramStart"/>
-      <w:r>
-        <w:rPr>
-          <w:lang w:val="pt-BR"/>
-        </w:rPr>
-        <w:t>( ;</w:t>
-      </w:r>
-      <w:proofErr w:type="gramEnd"/>
-      <w:r>
-        <w:rPr>
-          <w:lang w:val="pt-BR"/>
-        </w:rPr>
-        <w:t xml:space="preserve"> ), conforme exemplo: (</w:t>
-      </w:r>
-      <w:proofErr w:type="spellStart"/>
-      <w:r>
-        <w:rPr>
-          <w:lang w:val="pt-BR"/>
-        </w:rPr>
-        <w:t>Hugget</w:t>
-      </w:r>
-      <w:proofErr w:type="spellEnd"/>
       <w:r>
         <w:rPr>
           <w:lang w:val="pt-BR"/>
         </w:rPr>
         <w:t xml:space="preserve">, 2003; </w:t>
       </w:r>
-      <w:proofErr w:type="spellStart"/>
       <w:r>
         <w:rPr>
           <w:lang w:val="pt-BR"/>
         </w:rPr>
         <w:t>Summerfield</w:t>
       </w:r>
-      <w:proofErr w:type="spellEnd"/>
       <w:r>
         <w:rPr>
           <w:lang w:val="pt-BR"/>
@@ -4548,69 +4199,13 @@
         <w:rPr>
           <w:lang w:val="pt-BR"/>
         </w:rPr>
-        <w:t xml:space="preserve">Se houver mais de um trabalho no mesmo ano por conjunto de </w:t>
-      </w:r>
-      <w:proofErr w:type="spellStart"/>
-      <w:r>
-        <w:rPr>
-          <w:lang w:val="pt-BR"/>
-        </w:rPr>
-        <w:t>co-autores</w:t>
-      </w:r>
-      <w:proofErr w:type="spellEnd"/>
-      <w:r>
-        <w:rPr>
-          <w:lang w:val="pt-BR"/>
-        </w:rPr>
-        <w:t xml:space="preserve">, uma letra (a, b, c) é adicionada ao ano, tanto na citação no texto como na lista de referência. </w:t>
-      </w:r>
-      <w:r>
-        <w:rPr>
-          <w:lang w:val="pt-BR"/>
-        </w:rPr>
-        <w:t xml:space="preserve">Recomendamos preparar as referências com um pacote de software de bibliografia, como </w:t>
-      </w:r>
-      <w:proofErr w:type="spellStart"/>
-      <w:r>
-        <w:rPr>
-          <w:lang w:val="pt-BR"/>
-        </w:rPr>
-        <w:t>EndNote</w:t>
-      </w:r>
-      <w:proofErr w:type="spellEnd"/>
-      <w:r>
-        <w:rPr>
-          <w:lang w:val="pt-BR"/>
-        </w:rPr>
-        <w:t xml:space="preserve">, </w:t>
-      </w:r>
-      <w:proofErr w:type="spellStart"/>
-      <w:r>
-        <w:rPr>
-          <w:lang w:val="pt-BR"/>
-        </w:rPr>
-        <w:t>ReferenceManager</w:t>
-      </w:r>
-      <w:proofErr w:type="spellEnd"/>
-      <w:r>
-        <w:rPr>
-          <w:lang w:val="pt-BR"/>
-        </w:rPr>
-        <w:t xml:space="preserve"> ou </w:t>
-      </w:r>
-      <w:proofErr w:type="spellStart"/>
-      <w:r>
-        <w:rPr>
-          <w:lang w:val="pt-BR"/>
-        </w:rPr>
-        <w:t>Zotero</w:t>
-      </w:r>
-      <w:proofErr w:type="spellEnd"/>
-      <w:r>
-        <w:rPr>
-          <w:lang w:val="pt-BR"/>
-        </w:rPr>
-        <w:t>, para evitar erros de digitação e referências duplicadas. Incluir o identificador de objeto digital (DOI) para todas as referências, quando disponível.</w:t>
+        <w:t xml:space="preserve">Se houver mais de um trabalho no mesmo ano por conjunto de co-autores, uma letra (a, b, c) é adicionada ao ano, tanto na citação no texto como na lista de referência. </w:t>
+      </w:r>
+      <w:r>
+        <w:rPr>
+          <w:lang w:val="pt-BR"/>
+        </w:rPr>
+        <w:t>Recomendamos preparar as referências com um pacote de software de bibliografia, como EndNote, ReferenceManager ou Zotero, para evitar erros de digitação e referências duplicadas. Incluir o identificador de objeto digital (DOI) para todas as referências, quando disponível.</w:t>
       </w:r>
     </w:p>
     <w:p>
@@ -4977,23 +4572,7 @@
           <w:rFonts w:eastAsiaTheme="minorHAnsi"/>
           <w:lang w:val="pt-BR"/>
         </w:rPr>
-        <w:t xml:space="preserve">AUTORIA. Título do trabalho. In: NOME DO EVENTO, número do evento (se houver), ano de realização, Local da realização do evento. Título... (Anais, Resumos, </w:t>
-      </w:r>
-      <w:proofErr w:type="spellStart"/>
-      <w:r>
-        <w:rPr>
-          <w:rFonts w:eastAsiaTheme="minorHAnsi"/>
-          <w:lang w:val="pt-BR"/>
-        </w:rPr>
-        <w:t>Proceedings</w:t>
-      </w:r>
-      <w:proofErr w:type="spellEnd"/>
-      <w:r>
-        <w:rPr>
-          <w:rFonts w:eastAsiaTheme="minorHAnsi"/>
-          <w:lang w:val="pt-BR"/>
-        </w:rPr>
-        <w:t>, entre outros). Local de publicação: Editora, ano de publicação. Número da página inicial-final da parte referenciada.</w:t>
+        <w:t>AUTORIA. Título do trabalho. In: NOME DO EVENTO, número do evento (se houver), ano de realização, Local da realização do evento. Título... (Anais, Resumos, Proceedings, entre outros). Local de publicação: Editora, ano de publicação. Número da página inicial-final da parte referenciada.</w:t>
       </w:r>
       <w:r>
         <w:rPr>
@@ -5029,6 +4608,7 @@
         <w:rPr>
           <w:lang w:val="pt-BR"/>
         </w:rPr>
+        <w:lastRenderedPageBreak/>
         <w:t xml:space="preserve">AUTORIA DO ARTIGO. Título do artigo. Título do periódico, número do volume, número do fascículo, número da página inicial-final do artigo, ano. </w:t>
       </w:r>
       <w:r>
@@ -5338,7 +4918,6 @@
           <w:bCs/>
           <w:lang w:val="pt-BR"/>
         </w:rPr>
-        <w:lastRenderedPageBreak/>
         <w:t>E</w:t>
       </w:r>
       <w:r>
@@ -5389,7 +4968,7 @@
       <w:r>
         <w:t xml:space="preserve">ARATTANO, M.; FRANZI, L. On the evaluation of debris flows dynamics by means of mathematical models. Natural Hazards and Earth System Science, v. 3, n. 6, p. 539–544, 2003. </w:t>
       </w:r>
-      <w:hyperlink r:id="rId11" w:history="1">
+      <w:hyperlink r:id="rId13" w:history="1">
         <w:r>
           <w:rPr>
             <w:rStyle w:val="Hyperlink"/>
@@ -5457,11 +5036,9 @@
       <w:r>
         <w:t xml:space="preserve">d. </w:t>
       </w:r>
-      <w:proofErr w:type="spellStart"/>
       <w:r>
         <w:t>Londres</w:t>
       </w:r>
-      <w:proofErr w:type="spellEnd"/>
       <w:r>
         <w:t>: Taylor and Francis, 20</w:t>
       </w:r>
@@ -5480,7 +5057,7 @@
       <w:r>
         <w:t xml:space="preserve"> </w:t>
       </w:r>
-      <w:hyperlink r:id="rId12" w:history="1">
+      <w:hyperlink r:id="rId14" w:history="1">
         <w:r>
           <w:rPr>
             <w:rStyle w:val="Hyperlink"/>
@@ -5537,21 +5114,7 @@
         <w:rPr>
           <w:lang w:val="pt-BR"/>
         </w:rPr>
-        <w:t xml:space="preserve">CASTRO, S. S. </w:t>
-      </w:r>
-      <w:proofErr w:type="spellStart"/>
-      <w:r>
-        <w:rPr>
-          <w:lang w:val="pt-BR"/>
-        </w:rPr>
-        <w:t>Micromorfologia</w:t>
-      </w:r>
-      <w:proofErr w:type="spellEnd"/>
-      <w:r>
-        <w:rPr>
-          <w:lang w:val="pt-BR"/>
-        </w:rPr>
-        <w:t xml:space="preserve"> de Solos Aplicada ao Diagnóstico de Erosão. In</w:t>
+        <w:t>CASTRO, S. S. Micromorfologia de Solos Aplicada ao Diagnóstico de Erosão. In</w:t>
       </w:r>
       <w:r>
         <w:rPr>
@@ -5668,21 +5231,7 @@
         <w:rPr>
           <w:lang w:val="pt-BR"/>
         </w:rPr>
-        <w:t xml:space="preserve">NOVO, E. M. L. M.; BARBOSA, C. C. F.; FREITAS, R. M.; MELACK, J.; SHIMABUKURO, Y. E.; PEREIRA FILHO, W. Distribuição sazonal de fitoplâncton no Lago Grande de </w:t>
-      </w:r>
-      <w:proofErr w:type="spellStart"/>
-      <w:r>
-        <w:rPr>
-          <w:lang w:val="pt-BR"/>
-        </w:rPr>
-        <w:t>Curuai</w:t>
-      </w:r>
-      <w:proofErr w:type="spellEnd"/>
-      <w:r>
-        <w:rPr>
-          <w:lang w:val="pt-BR"/>
-        </w:rPr>
-        <w:t xml:space="preserve"> em resposta ao pulso de inundação do Rio Amazonas a partir da análise de imagens MODIS. In: XII Simpósio Brasileiro de Sensoriamento Remoto (SBSR), 12., 2005, Goiânia. Anais... São José dos Campos: INPE. 2005. p. 3175-3182. ISBN 85-17-00018-8.</w:t>
+        <w:t>NOVO, E. M. L. M.; BARBOSA, C. C. F.; FREITAS, R. M.; MELACK, J.; SHIMABUKURO, Y. E.; PEREIRA FILHO, W. Distribuição sazonal de fitoplâncton no Lago Grande de Curuai em resposta ao pulso de inundação do Rio Amazonas a partir da análise de imagens MODIS. In: XII Simpósio Brasileiro de Sensoriamento Remoto (SBSR), 12., 2005, Goiânia. Anais... São José dos Campos: INPE. 2005. p. 3175-3182. ISBN 85-17-00018-8.</w:t>
       </w:r>
     </w:p>
     <w:p>
@@ -6208,33 +5757,11 @@
           <w:lang w:val="pt-BR"/>
         </w:rPr>
       </w:pPr>
-      <w:proofErr w:type="spellStart"/>
-      <w:r>
-        <w:rPr>
-          <w:lang w:val="pt-BR"/>
-        </w:rPr>
-        <w:t>Esri</w:t>
-      </w:r>
-      <w:proofErr w:type="spellEnd"/>
-      <w:r>
-        <w:rPr>
-          <w:lang w:val="pt-BR"/>
-        </w:rPr>
-        <w:t xml:space="preserve"> Inc. </w:t>
-      </w:r>
-      <w:proofErr w:type="spellStart"/>
-      <w:r>
-        <w:rPr>
-          <w:lang w:val="pt-BR"/>
-        </w:rPr>
-        <w:t>ArcMap</w:t>
-      </w:r>
-      <w:proofErr w:type="spellEnd"/>
-      <w:r>
-        <w:rPr>
-          <w:lang w:val="pt-BR"/>
-        </w:rPr>
-        <w:t xml:space="preserve"> (</w:t>
+      <w:r>
+        <w:rPr>
+          <w:lang w:val="pt-BR"/>
+        </w:rPr>
+        <w:t>Esri Inc. ArcMap (</w:t>
       </w:r>
       <w:r>
         <w:rPr>
@@ -6246,21 +5773,7 @@
         <w:rPr>
           <w:lang w:val="pt-BR"/>
         </w:rPr>
-        <w:t xml:space="preserve"> 10.5.1). </w:t>
-      </w:r>
-      <w:proofErr w:type="spellStart"/>
-      <w:r>
-        <w:rPr>
-          <w:lang w:val="pt-BR"/>
-        </w:rPr>
-        <w:t>Redlands</w:t>
-      </w:r>
-      <w:proofErr w:type="spellEnd"/>
-      <w:r>
-        <w:rPr>
-          <w:lang w:val="pt-BR"/>
-        </w:rPr>
-        <w:t xml:space="preserve">, </w:t>
+        <w:t xml:space="preserve"> 10.5.1). Redlands, </w:t>
       </w:r>
       <w:r>
         <w:rPr>
@@ -6284,6 +5797,7 @@
         </w:rPr>
       </w:pPr>
       <w:r>
+        <w:lastRenderedPageBreak/>
         <w:t xml:space="preserve">R Core Team. R: A Language and Environment for Statistical Computing. </w:t>
       </w:r>
       <w:r>
@@ -6334,7 +5848,6 @@
         <w:tc>
           <w:tcPr>
             <w:tcW w:w="0" w:type="auto"/>
-            <w:shd w:val="clear" w:color="auto" w:fill="auto"/>
             <w:vAlign w:val="center"/>
           </w:tcPr>
           <w:p>
@@ -6377,7 +5890,7 @@
                           </pic:cNvPicPr>
                         </pic:nvPicPr>
                         <pic:blipFill>
-                          <a:blip r:embed="rId13" cstate="print">
+                          <a:blip r:embed="rId15" cstate="print">
                             <a:extLst>
                               <a:ext uri="{28A0092B-C50C-407E-A947-70E740481C1C}">
                                 <a14:useLocalDpi xmlns:a14="http://schemas.microsoft.com/office/drawing/2010/main" val="0"/>
@@ -6413,7 +5926,6 @@
         <w:tc>
           <w:tcPr>
             <w:tcW w:w="7149" w:type="dxa"/>
-            <w:shd w:val="clear" w:color="auto" w:fill="auto"/>
             <w:vAlign w:val="center"/>
           </w:tcPr>
           <w:p>
@@ -6436,61 +5948,7 @@
                 <w:bCs/>
                 <w:lang w:val="pt-BR"/>
               </w:rPr>
-              <w:t xml:space="preserve">Esta obra está licenciada com uma Licença </w:t>
-            </w:r>
-            <w:proofErr w:type="spellStart"/>
-            <w:r>
-              <w:rPr>
-                <w:rFonts w:eastAsia="SimSun"/>
-                <w:bCs/>
-                <w:lang w:val="pt-BR"/>
-              </w:rPr>
-              <w:t>Creative</w:t>
-            </w:r>
-            <w:proofErr w:type="spellEnd"/>
-            <w:r>
-              <w:rPr>
-                <w:rFonts w:eastAsia="SimSun"/>
-                <w:bCs/>
-                <w:lang w:val="pt-BR"/>
-              </w:rPr>
-              <w:t xml:space="preserve"> Commons Atribuição 4.0 Internacional (http://creativecommons.org/</w:t>
-            </w:r>
-            <w:proofErr w:type="spellStart"/>
-            <w:r>
-              <w:rPr>
-                <w:rFonts w:eastAsia="SimSun"/>
-                <w:bCs/>
-                <w:lang w:val="pt-BR"/>
-              </w:rPr>
-              <w:t>licenses</w:t>
-            </w:r>
-            <w:proofErr w:type="spellEnd"/>
-            <w:r>
-              <w:rPr>
-                <w:rFonts w:eastAsia="SimSun"/>
-                <w:bCs/>
-                <w:lang w:val="pt-BR"/>
-              </w:rPr>
-              <w:t>/</w:t>
-            </w:r>
-            <w:proofErr w:type="spellStart"/>
-            <w:r>
-              <w:rPr>
-                <w:rFonts w:eastAsia="SimSun"/>
-                <w:bCs/>
-                <w:lang w:val="pt-BR"/>
-              </w:rPr>
-              <w:t>by</w:t>
-            </w:r>
-            <w:proofErr w:type="spellEnd"/>
-            <w:r>
-              <w:rPr>
-                <w:rFonts w:eastAsia="SimSun"/>
-                <w:bCs/>
-                <w:lang w:val="pt-BR"/>
-              </w:rPr>
-              <w:t>/4.0/) – CC BY. Esta licença permite que outros distribuam, remixem, adaptem e criem a partir do seu trabalho, mesmo para fins comerciais, desde que lhe atribuam o devido crédito pela criação original.</w:t>
+              <w:t>Esta obra está licenciada com uma Licença Creative Commons Atribuição 4.0 Internacional (http://creativecommons.org/licenses/by/4.0/) – CC BY. Esta licença permite que outros distribuam, remixem, adaptem e criem a partir do seu trabalho, mesmo para fins comerciais, desde que lhe atribuam o devido crédito pela criação original.</w:t>
             </w:r>
           </w:p>
         </w:tc>
@@ -6512,11 +5970,12 @@
       </w:pPr>
     </w:p>
     <w:sectPr>
-      <w:headerReference w:type="even" r:id="rId14"/>
-      <w:headerReference w:type="default" r:id="rId15"/>
-      <w:footerReference w:type="default" r:id="rId16"/>
-      <w:headerReference w:type="first" r:id="rId17"/>
-      <w:footerReference w:type="first" r:id="rId18"/>
+      <w:headerReference w:type="even" r:id="rId16"/>
+      <w:headerReference w:type="default" r:id="rId17"/>
+      <w:footerReference w:type="even" r:id="rId18"/>
+      <w:footerReference w:type="default" r:id="rId19"/>
+      <w:headerReference w:type="first" r:id="rId20"/>
+      <w:footerReference w:type="first" r:id="rId21"/>
       <w:pgSz w:w="11906" w:h="16838" w:code="9"/>
       <w:pgMar w:top="1230" w:right="936" w:bottom="1077" w:left="936" w:header="1021" w:footer="851" w:gutter="0"/>
       <w:lnNumType w:countBy="1" w:restart="continuous"/>
@@ -6559,13 +6018,23 @@
   <w:p>
     <w:pPr>
       <w:pStyle w:val="Rodap"/>
+    </w:pPr>
+  </w:p>
+</w:ftr>
+</file>
+
+<file path=word/footer2.xml><?xml version="1.0" encoding="utf-8"?>
+<w:ftr xmlns:wpc="http://schemas.microsoft.com/office/word/2010/wordprocessingCanvas" xmlns:cx="http://schemas.microsoft.com/office/drawing/2014/chartex" xmlns:cx1="http://schemas.microsoft.com/office/drawing/2015/9/8/chartex" xmlns:cx2="http://schemas.microsoft.com/office/drawing/2015/10/21/chartex" xmlns:cx3="http://schemas.microsoft.com/office/drawing/2016/5/9/chartex" xmlns:cx4="http://schemas.microsoft.com/office/drawing/2016/5/10/chartex" xmlns:cx5="http://schemas.microsoft.com/office/drawing/2016/5/11/chartex" xmlns:cx6="http://schemas.microsoft.com/office/drawing/2016/5/12/chartex" xmlns:cx7="http://schemas.microsoft.com/office/drawing/2016/5/13/chartex" xmlns:cx8="http://schemas.microsoft.com/office/drawing/2016/5/14/chartex" xmlns:mc="http://schemas.openxmlformats.org/markup-compatibility/2006" xmlns:aink="http://schemas.microsoft.com/office/drawing/2016/ink" xmlns:am3d="http://schemas.microsoft.com/office/drawing/2017/model3d" xmlns:o="urn:schemas-microsoft-com:office:office" xmlns:oel="http://schemas.microsoft.com/office/2019/extlst" xmlns:r="http://schemas.openxmlformats.org/officeDocument/2006/relationships" xmlns:m="http://schemas.openxmlformats.org/officeDocument/2006/math" xmlns:v="urn:schemas-microsoft-com:vml" xmlns:wp14="http://schemas.microsoft.com/office/word/2010/wordprocessingDrawing" xmlns:wp="http://schemas.openxmlformats.org/drawingml/2006/wordprocessingDrawing" xmlns:w10="urn:schemas-microsoft-com:office:word" xmlns:w="http://schemas.openxmlformats.org/wordprocessingml/2006/main" xmlns:w14="http://schemas.microsoft.com/office/word/2010/wordml" xmlns:w15="http://schemas.microsoft.com/office/word/2012/wordml" xmlns:w16cex="http://schemas.microsoft.com/office/word/2018/wordml/cex" xmlns:w16cid="http://schemas.microsoft.com/office/word/2016/wordml/cid" xmlns:w16="http://schemas.microsoft.com/office/word/2018/wordml" xmlns:w16du="http://schemas.microsoft.com/office/word/2023/wordml/word16du" xmlns:w16sdtdh="http://schemas.microsoft.com/office/word/2020/wordml/sdtdatahash" xmlns:w16sdtfl="http://schemas.microsoft.com/office/word/2024/wordml/sdtformatlock" xmlns:w16se="http://schemas.microsoft.com/office/word/2015/wordml/symex" xmlns:wpg="http://schemas.microsoft.com/office/word/2010/wordprocessingGroup" xmlns:wpi="http://schemas.microsoft.com/office/word/2010/wordprocessingInk" xmlns:wne="http://schemas.microsoft.com/office/word/2006/wordml" xmlns:wps="http://schemas.microsoft.com/office/word/2010/wordprocessingShape" mc:Ignorable="w14 w15 w16se w16cid w16 w16cex w16sdtdh w16sdtfl w16du wp14">
+  <w:p>
+    <w:pPr>
+      <w:pStyle w:val="Rodap"/>
       <w:spacing w:line="240" w:lineRule="auto"/>
     </w:pPr>
   </w:p>
 </w:ftr>
 </file>
 
-<file path=word/footer2.xml><?xml version="1.0" encoding="utf-8"?>
+<file path=word/footer3.xml><?xml version="1.0" encoding="utf-8"?>
 <w:ftr xmlns:wpc="http://schemas.microsoft.com/office/word/2010/wordprocessingCanvas" xmlns:cx="http://schemas.microsoft.com/office/drawing/2014/chartex" xmlns:cx1="http://schemas.microsoft.com/office/drawing/2015/9/8/chartex" xmlns:cx2="http://schemas.microsoft.com/office/drawing/2015/10/21/chartex" xmlns:cx3="http://schemas.microsoft.com/office/drawing/2016/5/9/chartex" xmlns:cx4="http://schemas.microsoft.com/office/drawing/2016/5/10/chartex" xmlns:cx5="http://schemas.microsoft.com/office/drawing/2016/5/11/chartex" xmlns:cx6="http://schemas.microsoft.com/office/drawing/2016/5/12/chartex" xmlns:cx7="http://schemas.microsoft.com/office/drawing/2016/5/13/chartex" xmlns:cx8="http://schemas.microsoft.com/office/drawing/2016/5/14/chartex" xmlns:mc="http://schemas.openxmlformats.org/markup-compatibility/2006" xmlns:aink="http://schemas.microsoft.com/office/drawing/2016/ink" xmlns:am3d="http://schemas.microsoft.com/office/drawing/2017/model3d" xmlns:o="urn:schemas-microsoft-com:office:office" xmlns:oel="http://schemas.microsoft.com/office/2019/extlst" xmlns:r="http://schemas.openxmlformats.org/officeDocument/2006/relationships" xmlns:m="http://schemas.openxmlformats.org/officeDocument/2006/math" xmlns:v="urn:schemas-microsoft-com:vml" xmlns:wp14="http://schemas.microsoft.com/office/word/2010/wordprocessingDrawing" xmlns:wp="http://schemas.openxmlformats.org/drawingml/2006/wordprocessingDrawing" xmlns:w10="urn:schemas-microsoft-com:office:word" xmlns:w="http://schemas.openxmlformats.org/wordprocessingml/2006/main" xmlns:w14="http://schemas.microsoft.com/office/word/2010/wordml" xmlns:w15="http://schemas.microsoft.com/office/word/2012/wordml" xmlns:w16cex="http://schemas.microsoft.com/office/word/2018/wordml/cex" xmlns:w16cid="http://schemas.microsoft.com/office/word/2016/wordml/cid" xmlns:w16="http://schemas.microsoft.com/office/word/2018/wordml" xmlns:w16du="http://schemas.microsoft.com/office/word/2023/wordml/word16du" xmlns:w16sdtdh="http://schemas.microsoft.com/office/word/2020/wordml/sdtdatahash" xmlns:w16sdtfl="http://schemas.microsoft.com/office/word/2024/wordml/sdtformatlock" xmlns:w16se="http://schemas.microsoft.com/office/word/2015/wordml/symex" xmlns:wpg="http://schemas.microsoft.com/office/word/2010/wordprocessingGroup" xmlns:wpi="http://schemas.microsoft.com/office/word/2010/wordprocessingInk" xmlns:wne="http://schemas.microsoft.com/office/word/2006/wordml" xmlns:wps="http://schemas.microsoft.com/office/word/2010/wordprocessingShape" mc:Ignorable="w14 w15 w16se w16cid w16 w16cex w16sdtdh w16sdtfl w16du wp14">
   <w:p>
     <w:pPr>
@@ -6609,7 +6078,7 @@
         <w:szCs w:val="16"/>
         <w:lang w:val="pt-BR"/>
       </w:rPr>
-      <w:t>3</w:t>
+      <w:t>6</w:t>
     </w:r>
     <w:r>
       <w:rPr>
@@ -6618,7 +6087,6 @@
       </w:rPr>
       <w:t xml:space="preserve">, </w:t>
     </w:r>
-    <w:proofErr w:type="spellStart"/>
     <w:r>
       <w:rPr>
         <w:i/>
@@ -6627,29 +6095,12 @@
       </w:rPr>
       <w:t>xx</w:t>
     </w:r>
-    <w:proofErr w:type="spellEnd"/>
     <w:r>
       <w:rPr>
         <w:szCs w:val="16"/>
         <w:lang w:val="pt-BR"/>
       </w:rPr>
-      <w:t xml:space="preserve">, x; </w:t>
-    </w:r>
-    <w:proofErr w:type="spellStart"/>
-    <w:r>
-      <w:rPr>
-        <w:szCs w:val="16"/>
-        <w:lang w:val="pt-BR"/>
-      </w:rPr>
-      <w:t>doi</w:t>
-    </w:r>
-    <w:proofErr w:type="spellEnd"/>
-    <w:r>
-      <w:rPr>
-        <w:szCs w:val="16"/>
-        <w:lang w:val="pt-BR"/>
-      </w:rPr>
-      <w:t>: FOR PEER REVIEW</w:t>
+      <w:t>, x; doi: FOR PEER REVIEW</w:t>
     </w:r>
     <w:r>
       <w:rPr>
@@ -6929,7 +6380,6 @@
       <w:tc>
         <w:tcPr>
           <w:tcW w:w="2093" w:type="dxa"/>
-          <w:shd w:val="clear" w:color="auto" w:fill="auto"/>
         </w:tcPr>
         <w:p>
           <w:pPr>
@@ -7129,27 +6579,7 @@
               <w:sz w:val="22"/>
               <w:lang w:val="pt-BR"/>
             </w:rPr>
-            <w:t xml:space="preserve">v. </w:t>
-          </w:r>
-          <w:proofErr w:type="spellStart"/>
-          <w:r>
-            <w:rPr>
-              <w:rFonts w:ascii="Times New Roman" w:hAnsi="Times New Roman"/>
-              <w:i w:val="0"/>
-              <w:sz w:val="22"/>
-              <w:lang w:val="pt-BR"/>
-            </w:rPr>
-            <w:t>xx</w:t>
-          </w:r>
-          <w:proofErr w:type="spellEnd"/>
-          <w:r>
-            <w:rPr>
-              <w:rFonts w:ascii="Times New Roman" w:hAnsi="Times New Roman"/>
-              <w:i w:val="0"/>
-              <w:sz w:val="22"/>
-              <w:lang w:val="pt-BR"/>
-            </w:rPr>
-            <w:t>, nº x (20</w:t>
+            <w:t>v. xx, nº x (</w:t>
           </w:r>
           <w:r>
             <w:rPr>
@@ -7158,16 +6588,7 @@
               <w:sz w:val="22"/>
               <w:lang w:val="pt-BR"/>
             </w:rPr>
-            <w:t>2</w:t>
-          </w:r>
-          <w:r>
-            <w:rPr>
-              <w:rFonts w:ascii="Times New Roman" w:hAnsi="Times New Roman"/>
-              <w:i w:val="0"/>
-              <w:sz w:val="22"/>
-              <w:lang w:val="pt-BR"/>
-            </w:rPr>
-            <w:t>5</w:t>
+            <w:t>2026</w:t>
           </w:r>
           <w:r>
             <w:rPr>
@@ -7208,21 +6629,33 @@
               <w:sz w:val="22"/>
               <w:lang w:val="pt-BR"/>
             </w:rPr>
-            <w:t>http://dx.doi.org/10.20502/rbg.v2</w:t>
+            <w:t>http://dx.doi.org/10.20502/rbg.</w:t>
           </w:r>
           <w:r>
             <w:rPr>
               <w:rFonts w:ascii="Times New Roman" w:hAnsi="Times New Roman"/>
               <w:i w:val="0"/>
+              <w:color w:val="EE0000"/>
               <w:sz w:val="22"/>
               <w:lang w:val="pt-BR"/>
             </w:rPr>
-            <w:t>6</w:t>
+            <w:t>v2</w:t>
           </w:r>
           <w:r>
             <w:rPr>
               <w:rFonts w:ascii="Times New Roman" w:hAnsi="Times New Roman"/>
               <w:i w:val="0"/>
+              <w:color w:val="EE0000"/>
+              <w:sz w:val="22"/>
+              <w:lang w:val="pt-BR"/>
+            </w:rPr>
+            <w:t>7</w:t>
+          </w:r>
+          <w:r>
+            <w:rPr>
+              <w:rFonts w:ascii="Times New Roman" w:hAnsi="Times New Roman"/>
+              <w:i w:val="0"/>
+              <w:color w:val="EE0000"/>
               <w:sz w:val="22"/>
               <w:lang w:val="pt-BR"/>
             </w:rPr>
@@ -7232,6 +6665,7 @@
             <w:rPr>
               <w:rFonts w:ascii="Times New Roman" w:hAnsi="Times New Roman"/>
               <w:i w:val="0"/>
+              <w:color w:val="EE0000"/>
               <w:sz w:val="22"/>
               <w:lang w:val="pt-BR"/>
             </w:rPr>
@@ -7241,6 +6675,7 @@
             <w:rPr>
               <w:rFonts w:ascii="Times New Roman" w:hAnsi="Times New Roman"/>
               <w:i w:val="0"/>
+              <w:color w:val="EE0000"/>
               <w:sz w:val="22"/>
               <w:lang w:val="pt-BR"/>
             </w:rPr>
@@ -7250,6 +6685,7 @@
             <w:rPr>
               <w:rFonts w:ascii="Times New Roman" w:hAnsi="Times New Roman"/>
               <w:i w:val="0"/>
+              <w:color w:val="EE0000"/>
               <w:sz w:val="22"/>
               <w:lang w:val="pt-BR"/>
             </w:rPr>
@@ -7260,7 +6696,6 @@
       <w:tc>
         <w:tcPr>
           <w:tcW w:w="1701" w:type="dxa"/>
-          <w:shd w:val="clear" w:color="auto" w:fill="auto"/>
         </w:tcPr>
         <w:p>
           <w:pPr>
@@ -8799,7 +8234,7 @@
     </w:tcPr>
     <w:tblStylePr w:type="firstRow">
       <w:rPr>
-        <w:rFonts w:ascii="Tahoma" w:hAnsi="Tahoma"/>
+        <w:rFonts w:ascii="Cambria" w:hAnsi="Cambria"/>
         <w:b/>
         <w:i w:val="0"/>
         <w:sz w:val="20"/>
